--- a/pauta_focalizada_pcsp.docx
+++ b/pauta_focalizada_pcsp.docx
@@ -21,7 +21,7 @@
         <w:jc w:val="center"/>
       </w:pPr>
       <w:r>
-        <w:t>Periodo de análisis: 27-07-2026 al 23-08-2026</w:t>
+        <w:t>Periodo de análisis: 24-08-2026 al 20-09-2026</w:t>
       </w:r>
     </w:p>
     <w:p>
@@ -99,7 +99,7 @@
         <w:rPr>
           <w:b w:val="0"/>
         </w:rPr>
-        <w:t>Durante el periodo analizado se identificaron 199 eventos incorporados a la fórmula de priorización territorial PCSP ajustada. De ellos, 99 corresponden a las tres problemáticas con meta de patrullaje y 100 corresponden a delitos complementarios considerados internamente con menor peso técnico. Para efectos de planificación, verificación y cumplimiento de meta, la tabla siguiente muestra únicamente las tres problemáticas PCSP con meta en los cuadrantes focalizados; por eso el total verificable de la tabla corresponde a 80 eventos asociados a metas, mientras que el puntaje ponderado se mantiene como un criterio técnico interno de priorización.</w:t>
+        <w:t>Durante el periodo analizado se identificaron 199 eventos incorporados a la fórmula de priorización territorial PCSP ajustada. De ellos, 73 corresponden a las tres problemáticas con meta de patrullaje y 126 corresponden a delitos complementarios considerados internamente con menor peso técnico. Para efectos de planificación, verificación y cumplimiento de meta, la tabla siguiente muestra únicamente las tres problemáticas PCSP con meta en los cuadrantes focalizados; por eso el total verificable de la tabla corresponde a 57 eventos asociados a metas, mientras que el puntaje ponderado se mantiene como un criterio técnico interno de priorización.</w:t>
       </w:r>
     </w:p>
     <w:tbl>
@@ -285,7 +285,7 @@
                 <w:color w:val="000000"/>
                 <w:sz w:val="16"/>
               </w:rPr>
-              <w:t>222A</w:t>
+              <w:t>217A</w:t>
             </w:r>
           </w:p>
         </w:tc>
@@ -305,7 +305,7 @@
                 <w:color w:val="000000"/>
                 <w:sz w:val="16"/>
               </w:rPr>
-              <w:t>3</w:t>
+              <w:t>5</w:t>
             </w:r>
           </w:p>
         </w:tc>
@@ -325,7 +325,7 @@
                 <w:color w:val="000000"/>
                 <w:sz w:val="16"/>
               </w:rPr>
-              <w:t>7</w:t>
+              <w:t>5</w:t>
             </w:r>
           </w:p>
         </w:tc>
@@ -345,7 +345,7 @@
                 <w:color w:val="000000"/>
                 <w:sz w:val="16"/>
               </w:rPr>
-              <w:t>2</w:t>
+              <w:t>1</w:t>
             </w:r>
           </w:p>
         </w:tc>
@@ -365,7 +365,7 @@
                 <w:color w:val="000000"/>
                 <w:sz w:val="16"/>
               </w:rPr>
-              <w:t>12</w:t>
+              <w:t>11</w:t>
             </w:r>
           </w:p>
         </w:tc>
@@ -385,7 +385,7 @@
                 <w:color w:val="000000"/>
                 <w:sz w:val="16"/>
               </w:rPr>
-              <w:t>128</w:t>
+              <w:t>124</w:t>
             </w:r>
           </w:p>
         </w:tc>
@@ -427,7 +427,7 @@
                 <w:color w:val="000000"/>
                 <w:sz w:val="16"/>
               </w:rPr>
-              <w:t>215B</w:t>
+              <w:t>215C</w:t>
             </w:r>
           </w:p>
         </w:tc>
@@ -447,7 +447,7 @@
                 <w:color w:val="000000"/>
                 <w:sz w:val="16"/>
               </w:rPr>
-              <w:t>5</w:t>
+              <w:t>7</w:t>
             </w:r>
           </w:p>
         </w:tc>
@@ -467,7 +467,7 @@
                 <w:color w:val="000000"/>
                 <w:sz w:val="16"/>
               </w:rPr>
-              <w:t>2</w:t>
+              <w:t>0</w:t>
             </w:r>
           </w:p>
         </w:tc>
@@ -487,7 +487,7 @@
                 <w:color w:val="000000"/>
                 <w:sz w:val="16"/>
               </w:rPr>
-              <w:t>3</w:t>
+              <w:t>0</w:t>
             </w:r>
           </w:p>
         </w:tc>
@@ -507,7 +507,7 @@
                 <w:color w:val="000000"/>
                 <w:sz w:val="16"/>
               </w:rPr>
-              <w:t>10</w:t>
+              <w:t>7</w:t>
             </w:r>
           </w:p>
         </w:tc>
@@ -527,7 +527,7 @@
                 <w:color w:val="000000"/>
                 <w:sz w:val="16"/>
               </w:rPr>
-              <w:t>112</w:t>
+              <w:t>80</w:t>
             </w:r>
           </w:p>
         </w:tc>
@@ -569,7 +569,7 @@
                 <w:color w:val="000000"/>
                 <w:sz w:val="16"/>
               </w:rPr>
-              <w:t>218A</w:t>
+              <w:t>219</w:t>
             </w:r>
           </w:p>
         </w:tc>
@@ -589,7 +589,7 @@
                 <w:color w:val="000000"/>
                 <w:sz w:val="16"/>
               </w:rPr>
-              <w:t>4</w:t>
+              <w:t>1</w:t>
             </w:r>
           </w:p>
         </w:tc>
@@ -609,6 +609,26 @@
                 <w:color w:val="000000"/>
                 <w:sz w:val="16"/>
               </w:rPr>
+              <w:t>3</w:t>
+            </w:r>
+          </w:p>
+        </w:tc>
+        <w:tc>
+          <w:tcPr>
+            <w:tcW w:type="dxa" w:w="1263"/>
+            <w:vAlign w:val="center"/>
+            <w:shd w:fill="FFFFFF"/>
+          </w:tcPr>
+          <w:p>
+            <w:pPr>
+              <w:spacing w:after="0"/>
+              <w:jc w:val="left"/>
+            </w:pPr>
+            <w:r>
+              <w:rPr>
+                <w:color w:val="000000"/>
+                <w:sz w:val="16"/>
+              </w:rPr>
               <w:t>2</w:t>
             </w:r>
           </w:p>
@@ -629,7 +649,7 @@
                 <w:color w:val="000000"/>
                 <w:sz w:val="16"/>
               </w:rPr>
-              <w:t>3</w:t>
+              <w:t>6</w:t>
             </w:r>
           </w:p>
         </w:tc>
@@ -649,27 +669,7 @@
                 <w:color w:val="000000"/>
                 <w:sz w:val="16"/>
               </w:rPr>
-              <w:t>9</w:t>
-            </w:r>
-          </w:p>
-        </w:tc>
-        <w:tc>
-          <w:tcPr>
-            <w:tcW w:type="dxa" w:w="1263"/>
-            <w:vAlign w:val="center"/>
-            <w:shd w:fill="FFFFFF"/>
-          </w:tcPr>
-          <w:p>
-            <w:pPr>
-              <w:spacing w:after="0"/>
-              <w:jc w:val="left"/>
-            </w:pPr>
-            <w:r>
-              <w:rPr>
-                <w:color w:val="000000"/>
-                <w:sz w:val="16"/>
-              </w:rPr>
-              <w:t>102</w:t>
+              <w:t>82</w:t>
             </w:r>
           </w:p>
         </w:tc>
@@ -711,7 +711,7 @@
                 <w:color w:val="000000"/>
                 <w:sz w:val="16"/>
               </w:rPr>
-              <w:t>217A</w:t>
+              <w:t>215B</w:t>
             </w:r>
           </w:p>
         </w:tc>
@@ -751,7 +751,7 @@
                 <w:color w:val="000000"/>
                 <w:sz w:val="16"/>
               </w:rPr>
-              <w:t>4</w:t>
+              <w:t>2</w:t>
             </w:r>
           </w:p>
         </w:tc>
@@ -771,7 +771,7 @@
                 <w:color w:val="000000"/>
                 <w:sz w:val="16"/>
               </w:rPr>
-              <w:t>1</w:t>
+              <w:t>0</w:t>
             </w:r>
           </w:p>
         </w:tc>
@@ -791,7 +791,7 @@
                 <w:color w:val="000000"/>
                 <w:sz w:val="16"/>
               </w:rPr>
-              <w:t>8</w:t>
+              <w:t>5</w:t>
             </w:r>
           </w:p>
         </w:tc>
@@ -811,7 +811,7 @@
                 <w:color w:val="000000"/>
                 <w:sz w:val="16"/>
               </w:rPr>
-              <w:t>96</w:t>
+              <w:t>66</w:t>
             </w:r>
           </w:p>
         </w:tc>
@@ -853,7 +853,7 @@
                 <w:color w:val="000000"/>
                 <w:sz w:val="16"/>
               </w:rPr>
-              <w:t>220B</w:t>
+              <w:t>222A</w:t>
             </w:r>
           </w:p>
         </w:tc>
@@ -873,7 +873,7 @@
                 <w:color w:val="000000"/>
                 <w:sz w:val="16"/>
               </w:rPr>
-              <w:t>4</w:t>
+              <w:t>2</w:t>
             </w:r>
           </w:p>
         </w:tc>
@@ -893,7 +893,7 @@
                 <w:color w:val="000000"/>
                 <w:sz w:val="16"/>
               </w:rPr>
-              <w:t>1</w:t>
+              <w:t>3</w:t>
             </w:r>
           </w:p>
         </w:tc>
@@ -913,7 +913,7 @@
                 <w:color w:val="000000"/>
                 <w:sz w:val="16"/>
               </w:rPr>
-              <w:t>2</w:t>
+              <w:t>0</w:t>
             </w:r>
           </w:p>
         </w:tc>
@@ -933,7 +933,7 @@
                 <w:color w:val="000000"/>
                 <w:sz w:val="16"/>
               </w:rPr>
-              <w:t>7</w:t>
+              <w:t>5</w:t>
             </w:r>
           </w:p>
         </w:tc>
@@ -953,7 +953,7 @@
                 <w:color w:val="000000"/>
                 <w:sz w:val="16"/>
               </w:rPr>
-              <w:t>88</w:t>
+              <w:t>66</w:t>
             </w:r>
           </w:p>
         </w:tc>
@@ -1015,7 +1015,7 @@
                 <w:color w:val="000000"/>
                 <w:sz w:val="16"/>
               </w:rPr>
-              <w:t>4</w:t>
+              <w:t>2</w:t>
             </w:r>
           </w:p>
         </w:tc>
@@ -1035,7 +1035,7 @@
                 <w:color w:val="000000"/>
                 <w:sz w:val="16"/>
               </w:rPr>
-              <w:t>2</w:t>
+              <w:t>3</w:t>
             </w:r>
           </w:p>
         </w:tc>
@@ -1055,7 +1055,7 @@
                 <w:color w:val="000000"/>
                 <w:sz w:val="16"/>
               </w:rPr>
-              <w:t>1</w:t>
+              <w:t>0</w:t>
             </w:r>
           </w:p>
         </w:tc>
@@ -1075,7 +1075,7 @@
                 <w:color w:val="000000"/>
                 <w:sz w:val="16"/>
               </w:rPr>
-              <w:t>7</w:t>
+              <w:t>5</w:t>
             </w:r>
           </w:p>
         </w:tc>
@@ -1095,7 +1095,7 @@
                 <w:color w:val="000000"/>
                 <w:sz w:val="16"/>
               </w:rPr>
-              <w:t>78</w:t>
+              <w:t>58</w:t>
             </w:r>
           </w:p>
         </w:tc>
@@ -1137,7 +1137,7 @@
                 <w:color w:val="000000"/>
                 <w:sz w:val="16"/>
               </w:rPr>
-              <w:t>219</w:t>
+              <w:t>218A</w:t>
             </w:r>
           </w:p>
         </w:tc>
@@ -1157,7 +1157,7 @@
                 <w:color w:val="000000"/>
                 <w:sz w:val="16"/>
               </w:rPr>
-              <w:t>3</w:t>
+              <w:t>2</w:t>
             </w:r>
           </w:p>
         </w:tc>
@@ -1197,7 +1197,7 @@
                 <w:color w:val="000000"/>
                 <w:sz w:val="16"/>
               </w:rPr>
-              <w:t>2</w:t>
+              <w:t>0</w:t>
             </w:r>
           </w:p>
         </w:tc>
@@ -1217,7 +1217,7 @@
                 <w:color w:val="000000"/>
                 <w:sz w:val="16"/>
               </w:rPr>
-              <w:t>7</w:t>
+              <w:t>4</w:t>
             </w:r>
           </w:p>
         </w:tc>
@@ -1237,7 +1237,7 @@
                 <w:color w:val="000000"/>
                 <w:sz w:val="16"/>
               </w:rPr>
-              <w:t>76</w:t>
+              <w:t>62</w:t>
             </w:r>
           </w:p>
         </w:tc>
@@ -1279,7 +1279,7 @@
                 <w:color w:val="000000"/>
                 <w:sz w:val="16"/>
               </w:rPr>
-              <w:t>221B</w:t>
+              <w:t>223B</w:t>
             </w:r>
           </w:p>
         </w:tc>
@@ -1299,7 +1299,7 @@
                 <w:color w:val="000000"/>
                 <w:sz w:val="16"/>
               </w:rPr>
-              <w:t>5</w:t>
+              <w:t>2</w:t>
             </w:r>
           </w:p>
         </w:tc>
@@ -1319,7 +1319,7 @@
                 <w:color w:val="000000"/>
                 <w:sz w:val="16"/>
               </w:rPr>
-              <w:t>1</w:t>
+              <w:t>2</w:t>
             </w:r>
           </w:p>
         </w:tc>
@@ -1339,7 +1339,7 @@
                 <w:color w:val="000000"/>
                 <w:sz w:val="16"/>
               </w:rPr>
-              <w:t>1</w:t>
+              <w:t>0</w:t>
             </w:r>
           </w:p>
         </w:tc>
@@ -1359,7 +1359,7 @@
                 <w:color w:val="000000"/>
                 <w:sz w:val="16"/>
               </w:rPr>
-              <w:t>7</w:t>
+              <w:t>4</w:t>
             </w:r>
           </w:p>
         </w:tc>
@@ -1379,7 +1379,7 @@
                 <w:color w:val="000000"/>
                 <w:sz w:val="16"/>
               </w:rPr>
-              <w:t>72</w:t>
+              <w:t>52</w:t>
             </w:r>
           </w:p>
         </w:tc>
@@ -1421,7 +1421,7 @@
                 <w:color w:val="000000"/>
                 <w:sz w:val="16"/>
               </w:rPr>
-              <w:t>215C</w:t>
+              <w:t>215A</w:t>
             </w:r>
           </w:p>
         </w:tc>
@@ -1441,6 +1441,66 @@
                 <w:color w:val="000000"/>
                 <w:sz w:val="16"/>
               </w:rPr>
+              <w:t>3</w:t>
+            </w:r>
+          </w:p>
+        </w:tc>
+        <w:tc>
+          <w:tcPr>
+            <w:tcW w:type="dxa" w:w="1263"/>
+            <w:vAlign w:val="center"/>
+            <w:shd w:fill="FFFFFF"/>
+          </w:tcPr>
+          <w:p>
+            <w:pPr>
+              <w:spacing w:after="0"/>
+              <w:jc w:val="left"/>
+            </w:pPr>
+            <w:r>
+              <w:rPr>
+                <w:color w:val="000000"/>
+                <w:sz w:val="16"/>
+              </w:rPr>
+              <w:t>1</w:t>
+            </w:r>
+          </w:p>
+        </w:tc>
+        <w:tc>
+          <w:tcPr>
+            <w:tcW w:type="dxa" w:w="1263"/>
+            <w:vAlign w:val="center"/>
+            <w:shd w:fill="FFFFFF"/>
+          </w:tcPr>
+          <w:p>
+            <w:pPr>
+              <w:spacing w:after="0"/>
+              <w:jc w:val="left"/>
+            </w:pPr>
+            <w:r>
+              <w:rPr>
+                <w:color w:val="000000"/>
+                <w:sz w:val="16"/>
+              </w:rPr>
+              <w:t>0</w:t>
+            </w:r>
+          </w:p>
+        </w:tc>
+        <w:tc>
+          <w:tcPr>
+            <w:tcW w:type="dxa" w:w="1263"/>
+            <w:vAlign w:val="center"/>
+            <w:shd w:fill="FFFFFF"/>
+          </w:tcPr>
+          <w:p>
+            <w:pPr>
+              <w:spacing w:after="0"/>
+              <w:jc w:val="left"/>
+            </w:pPr>
+            <w:r>
+              <w:rPr>
+                <w:color w:val="000000"/>
+                <w:sz w:val="16"/>
+              </w:rPr>
               <w:t>4</w:t>
             </w:r>
           </w:p>
@@ -1461,67 +1521,7 @@
                 <w:color w:val="000000"/>
                 <w:sz w:val="16"/>
               </w:rPr>
-              <w:t>1</w:t>
-            </w:r>
-          </w:p>
-        </w:tc>
-        <w:tc>
-          <w:tcPr>
-            <w:tcW w:type="dxa" w:w="1263"/>
-            <w:vAlign w:val="center"/>
-            <w:shd w:fill="FFFFFF"/>
-          </w:tcPr>
-          <w:p>
-            <w:pPr>
-              <w:spacing w:after="0"/>
-              <w:jc w:val="left"/>
-            </w:pPr>
-            <w:r>
-              <w:rPr>
-                <w:color w:val="000000"/>
-                <w:sz w:val="16"/>
-              </w:rPr>
-              <w:t>1</w:t>
-            </w:r>
-          </w:p>
-        </w:tc>
-        <w:tc>
-          <w:tcPr>
-            <w:tcW w:type="dxa" w:w="1263"/>
-            <w:vAlign w:val="center"/>
-            <w:shd w:fill="FFFFFF"/>
-          </w:tcPr>
-          <w:p>
-            <w:pPr>
-              <w:spacing w:after="0"/>
-              <w:jc w:val="left"/>
-            </w:pPr>
-            <w:r>
-              <w:rPr>
-                <w:color w:val="000000"/>
-                <w:sz w:val="16"/>
-              </w:rPr>
-              <w:t>6</w:t>
-            </w:r>
-          </w:p>
-        </w:tc>
-        <w:tc>
-          <w:tcPr>
-            <w:tcW w:type="dxa" w:w="1263"/>
-            <w:vAlign w:val="center"/>
-            <w:shd w:fill="FFFFFF"/>
-          </w:tcPr>
-          <w:p>
-            <w:pPr>
-              <w:spacing w:after="0"/>
-              <w:jc w:val="left"/>
-            </w:pPr>
-            <w:r>
-              <w:rPr>
-                <w:color w:val="000000"/>
-                <w:sz w:val="16"/>
-              </w:rPr>
-              <w:t>72</w:t>
+              <w:t>50</w:t>
             </w:r>
           </w:p>
         </w:tc>
@@ -1563,7 +1563,7 @@
                 <w:color w:val="000000"/>
                 <w:sz w:val="16"/>
               </w:rPr>
-              <w:t>215A</w:t>
+              <w:t>221C</w:t>
             </w:r>
           </w:p>
         </w:tc>
@@ -1583,7 +1583,7 @@
                 <w:color w:val="000000"/>
                 <w:sz w:val="16"/>
               </w:rPr>
-              <w:t>5</w:t>
+              <w:t>1</w:t>
             </w:r>
           </w:p>
         </w:tc>
@@ -1603,6 +1603,26 @@
                 <w:color w:val="000000"/>
                 <w:sz w:val="16"/>
               </w:rPr>
+              <w:t>3</w:t>
+            </w:r>
+          </w:p>
+        </w:tc>
+        <w:tc>
+          <w:tcPr>
+            <w:tcW w:type="dxa" w:w="1263"/>
+            <w:vAlign w:val="center"/>
+            <w:shd w:fill="FFFFFF"/>
+          </w:tcPr>
+          <w:p>
+            <w:pPr>
+              <w:spacing w:after="0"/>
+              <w:jc w:val="left"/>
+            </w:pPr>
+            <w:r>
+              <w:rPr>
+                <w:color w:val="000000"/>
+                <w:sz w:val="16"/>
+              </w:rPr>
               <w:t>0</w:t>
             </w:r>
           </w:p>
@@ -1623,7 +1643,7 @@
                 <w:color w:val="000000"/>
                 <w:sz w:val="16"/>
               </w:rPr>
-              <w:t>0</w:t>
+              <w:t>4</w:t>
             </w:r>
           </w:p>
         </w:tc>
@@ -1643,27 +1663,7 @@
                 <w:color w:val="000000"/>
                 <w:sz w:val="16"/>
               </w:rPr>
-              <w:t>5</w:t>
-            </w:r>
-          </w:p>
-        </w:tc>
-        <w:tc>
-          <w:tcPr>
-            <w:tcW w:type="dxa" w:w="1263"/>
-            <w:vAlign w:val="center"/>
-            <w:shd w:fill="FFFFFF"/>
-          </w:tcPr>
-          <w:p>
-            <w:pPr>
-              <w:spacing w:after="0"/>
-              <w:jc w:val="left"/>
-            </w:pPr>
-            <w:r>
-              <w:rPr>
-                <w:color w:val="000000"/>
-                <w:sz w:val="16"/>
-              </w:rPr>
-              <w:t>62</w:t>
+              <w:t>50</w:t>
             </w:r>
           </w:p>
         </w:tc>
@@ -1745,6 +1745,26 @@
                 <w:color w:val="000000"/>
                 <w:sz w:val="16"/>
               </w:rPr>
+              <w:t>0</w:t>
+            </w:r>
+          </w:p>
+        </w:tc>
+        <w:tc>
+          <w:tcPr>
+            <w:tcW w:type="dxa" w:w="1263"/>
+            <w:vAlign w:val="center"/>
+            <w:shd w:fill="FFFFFF"/>
+          </w:tcPr>
+          <w:p>
+            <w:pPr>
+              <w:spacing w:after="0"/>
+              <w:jc w:val="left"/>
+            </w:pPr>
+            <w:r>
+              <w:rPr>
+                <w:color w:val="000000"/>
+                <w:sz w:val="16"/>
+              </w:rPr>
               <w:t>1</w:t>
             </w:r>
           </w:p>
@@ -1765,7 +1785,7 @@
                 <w:color w:val="000000"/>
                 <w:sz w:val="16"/>
               </w:rPr>
-              <w:t>0</w:t>
+              <w:t>2</w:t>
             </w:r>
           </w:p>
         </w:tc>
@@ -1785,27 +1805,7 @@
                 <w:color w:val="000000"/>
                 <w:sz w:val="16"/>
               </w:rPr>
-              <w:t>2</w:t>
-            </w:r>
-          </w:p>
-        </w:tc>
-        <w:tc>
-          <w:tcPr>
-            <w:tcW w:type="dxa" w:w="1263"/>
-            <w:vAlign w:val="center"/>
-            <w:shd w:fill="FFFFFF"/>
-          </w:tcPr>
-          <w:p>
-            <w:pPr>
-              <w:spacing w:after="0"/>
-              <w:jc w:val="left"/>
-            </w:pPr>
-            <w:r>
-              <w:rPr>
-                <w:color w:val="000000"/>
-                <w:sz w:val="16"/>
-              </w:rPr>
-              <w:t>46</w:t>
+              <w:t>48</w:t>
             </w:r>
           </w:p>
         </w:tc>
@@ -1867,7 +1867,7 @@
                 <w:color w:val="000000"/>
                 <w:sz w:val="16"/>
               </w:rPr>
-              <w:t>41</w:t>
+              <w:t>29</w:t>
             </w:r>
           </w:p>
         </w:tc>
@@ -1887,7 +1887,7 @@
                 <w:color w:val="000000"/>
                 <w:sz w:val="16"/>
               </w:rPr>
-              <w:t>23</w:t>
+              <w:t>24</w:t>
             </w:r>
           </w:p>
         </w:tc>
@@ -1907,7 +1907,7 @@
                 <w:color w:val="000000"/>
                 <w:sz w:val="16"/>
               </w:rPr>
-              <w:t>16</w:t>
+              <w:t>4</w:t>
             </w:r>
           </w:p>
         </w:tc>
@@ -1927,7 +1927,7 @@
                 <w:color w:val="000000"/>
                 <w:sz w:val="16"/>
               </w:rPr>
-              <w:t>80</w:t>
+              <w:t>57</w:t>
             </w:r>
           </w:p>
         </w:tc>
@@ -1947,7 +1947,7 @@
                 <w:color w:val="000000"/>
                 <w:sz w:val="16"/>
               </w:rPr>
-              <w:t>932</w:t>
+              <w:t>738</w:t>
             </w:r>
           </w:p>
         </w:tc>
@@ -2010,7 +2010,7 @@
       <w:r>
         <w:drawing>
           <wp:inline xmlns:a="http://schemas.openxmlformats.org/drawingml/2006/main" xmlns:pic="http://schemas.openxmlformats.org/drawingml/2006/picture">
-            <wp:extent cx="5612130" cy="8938792"/>
+            <wp:extent cx="5612130" cy="12244246"/>
             <wp:docPr id="1" name="Picture 1"/>
             <wp:cNvGraphicFramePr>
               <a:graphicFrameLocks noChangeAspect="1"/>
@@ -2031,7 +2031,7 @@
                   <pic:spPr>
                     <a:xfrm>
                       <a:off x="0" y="0"/>
-                      <a:ext cx="5612130" cy="8938792"/>
+                      <a:ext cx="5612130" cy="12244246"/>
                     </a:xfrm>
                     <a:prstGeom prst="rect"/>
                   </pic:spPr>
@@ -2227,7 +2227,7 @@
                 <w:color w:val="000000"/>
                 <w:sz w:val="16"/>
               </w:rPr>
-              <w:t>Av. Longitudinal &amp; Parque De Los Reyes</w:t>
+              <w:t>Camilo José Cela &amp; Carmen Conde</w:t>
             </w:r>
           </w:p>
         </w:tc>
@@ -2247,7 +2247,7 @@
                 <w:color w:val="000000"/>
                 <w:sz w:val="16"/>
               </w:rPr>
-              <w:t>Alcohol y drogas en vía pública</w:t>
+              <w:t>Robos violentos</w:t>
             </w:r>
           </w:p>
         </w:tc>
@@ -2309,7 +2309,7 @@
                 <w:color w:val="000000"/>
                 <w:sz w:val="16"/>
               </w:rPr>
-              <w:t>Av. El Descanso &amp; Pje. Parque Agustinas</w:t>
+              <w:t>Parque El Golf Norte &amp; Pje. Jorge Guillen</w:t>
             </w:r>
           </w:p>
         </w:tc>
@@ -2391,7 +2391,7 @@
                 <w:color w:val="000000"/>
                 <w:sz w:val="16"/>
               </w:rPr>
-              <w:t>Coronel Francisco Montes &amp; Parque El Golf Norte</w:t>
+              <w:t>Amazonia &amp; Quisqueya</w:t>
             </w:r>
           </w:p>
         </w:tc>
@@ -2411,7 +2411,7 @@
                 <w:color w:val="000000"/>
                 <w:sz w:val="16"/>
               </w:rPr>
-              <w:t>Robos violentos</w:t>
+              <w:t>Robo en lugar habitado</w:t>
             </w:r>
           </w:p>
         </w:tc>
@@ -2473,7 +2473,7 @@
                 <w:color w:val="000000"/>
                 <w:sz w:val="16"/>
               </w:rPr>
-              <w:t>Parque El Golf Norte &amp; Pje. Jorge Guillen</w:t>
+              <w:t>Av. El Descanso &amp; Gustavo Eiffel</w:t>
             </w:r>
           </w:p>
         </w:tc>
@@ -2493,7 +2493,7 @@
                 <w:color w:val="000000"/>
                 <w:sz w:val="16"/>
               </w:rPr>
-              <w:t>Robo en lugar habitado</w:t>
+              <w:t>Robos violentos</w:t>
             </w:r>
           </w:p>
         </w:tc>
@@ -2555,7 +2555,7 @@
                 <w:color w:val="000000"/>
                 <w:sz w:val="16"/>
               </w:rPr>
-              <w:t>Jacinto Benavente &amp; Tirso De Molina</w:t>
+              <w:t>Av. Marta Ossa Ruiz &amp; Pje. San Juan</w:t>
             </w:r>
           </w:p>
         </w:tc>
@@ -2637,7 +2637,7 @@
                 <w:color w:val="000000"/>
                 <w:sz w:val="16"/>
               </w:rPr>
-              <w:t>Av. El Descanso &amp; San Juan De La Cruz</w:t>
+              <w:t>Arquitecto Héctor Mardones &amp; Francisco De Ulloa</w:t>
             </w:r>
           </w:p>
         </w:tc>
@@ -2657,7 +2657,7 @@
                 <w:color w:val="000000"/>
                 <w:sz w:val="16"/>
               </w:rPr>
-              <w:t>Robos violentos</w:t>
+              <w:t>Robo en lugar habitado</w:t>
             </w:r>
           </w:p>
         </w:tc>
@@ -2682,7 +2682,7 @@
                 <w:color w:val="000000"/>
                 <w:sz w:val="16"/>
               </w:rPr>
-              <w:t>217A</w:t>
+              <w:t>215C</w:t>
             </w:r>
           </w:p>
         </w:tc>
@@ -2728,7 +2728,7 @@
                 <w:color w:val="000000"/>
                 <w:sz w:val="16"/>
               </w:rPr>
-              <w:t>Av. Américo Vespucio &amp; Pje. Capricornio</w:t>
+              <w:t>Pje. Encarnación &amp; Pje. Vía Appia</w:t>
             </w:r>
           </w:p>
         </w:tc>
@@ -2751,7 +2751,7 @@
                 <w:color w:val="000000"/>
                 <w:sz w:val="16"/>
               </w:rPr>
-              <w:t>Alcohol y drogas en vía pública</w:t>
+              <w:t>Robos violentos</w:t>
             </w:r>
           </w:p>
         </w:tc>
@@ -2773,7 +2773,7 @@
                 <w:color w:val="000000"/>
                 <w:sz w:val="16"/>
               </w:rPr>
-              <w:t>217A</w:t>
+              <w:t>215C</w:t>
             </w:r>
           </w:p>
         </w:tc>
@@ -2813,7 +2813,7 @@
                 <w:color w:val="000000"/>
                 <w:sz w:val="16"/>
               </w:rPr>
-              <w:t>Av. Américo Vespucio &amp; Mateo De Toro Y Zambrano</w:t>
+              <w:t>Av. Isabel Riquelme &amp; Av. Segunda Transversal</w:t>
             </w:r>
           </w:p>
         </w:tc>
@@ -2833,7 +2833,7 @@
                 <w:color w:val="000000"/>
                 <w:sz w:val="16"/>
               </w:rPr>
-              <w:t>Robo en lugar habitado</w:t>
+              <w:t>Robos violentos</w:t>
             </w:r>
           </w:p>
         </w:tc>
@@ -2855,7 +2855,7 @@
                 <w:color w:val="000000"/>
                 <w:sz w:val="16"/>
               </w:rPr>
-              <w:t>217A</w:t>
+              <w:t>215C</w:t>
             </w:r>
           </w:p>
         </w:tc>
@@ -2895,7 +2895,7 @@
                 <w:color w:val="000000"/>
                 <w:sz w:val="16"/>
               </w:rPr>
-              <w:t>El Canelo &amp; Gastón Palma</w:t>
+              <w:t>El Huerto &amp; Las Palomas De San José</w:t>
             </w:r>
           </w:p>
         </w:tc>
@@ -2915,7 +2915,7 @@
                 <w:color w:val="000000"/>
                 <w:sz w:val="16"/>
               </w:rPr>
-              <w:t>Robo en lugar habitado</w:t>
+              <w:t>Robos violentos</w:t>
             </w:r>
           </w:p>
         </w:tc>
@@ -2937,7 +2937,7 @@
                 <w:color w:val="000000"/>
                 <w:sz w:val="16"/>
               </w:rPr>
-              <w:t>217A</w:t>
+              <w:t>215C</w:t>
             </w:r>
           </w:p>
         </w:tc>
@@ -2977,7 +2977,7 @@
                 <w:color w:val="000000"/>
                 <w:sz w:val="16"/>
               </w:rPr>
-              <w:t>Av. Segunda Transversal &amp; Luis Gandarillas</w:t>
+              <w:t>Berkley &amp; Miami</w:t>
             </w:r>
           </w:p>
         </w:tc>
@@ -2997,7 +2997,7 @@
                 <w:color w:val="000000"/>
                 <w:sz w:val="16"/>
               </w:rPr>
-              <w:t>Robo en lugar habitado</w:t>
+              <w:t>Robos violentos</w:t>
             </w:r>
           </w:p>
         </w:tc>
@@ -3019,7 +3019,7 @@
                 <w:color w:val="000000"/>
                 <w:sz w:val="16"/>
               </w:rPr>
-              <w:t>217A</w:t>
+              <w:t>215C</w:t>
             </w:r>
           </w:p>
         </w:tc>
@@ -3059,89 +3059,7 @@
                 <w:color w:val="000000"/>
                 <w:sz w:val="16"/>
               </w:rPr>
-              <w:t>Kayu &amp; Pdte. Kennedy</w:t>
-            </w:r>
-          </w:p>
-        </w:tc>
-        <w:tc>
-          <w:tcPr>
-            <w:tcW w:type="dxa" w:w="2952"/>
-            <w:vAlign w:val="center"/>
-            <w:shd w:fill="FFFFFF"/>
-          </w:tcPr>
-          <w:p>
-            <w:pPr>
-              <w:spacing w:after="0"/>
-              <w:jc w:val="left"/>
-            </w:pPr>
-            <w:r>
-              <w:rPr>
-                <w:color w:val="000000"/>
-                <w:sz w:val="16"/>
-              </w:rPr>
-              <w:t>Robo en lugar habitado</w:t>
-            </w:r>
-          </w:p>
-        </w:tc>
-      </w:tr>
-      <w:tr>
-        <w:tc>
-          <w:tcPr>
-            <w:tcW w:type="dxa" w:w="1037"/>
-            <w:vAlign w:val="center"/>
-            <w:shd w:fill="FFFFFF"/>
-          </w:tcPr>
-          <w:p>
-            <w:pPr>
-              <w:spacing w:after="0"/>
-              <w:jc w:val="left"/>
-            </w:pPr>
-            <w:r>
-              <w:rPr>
-                <w:color w:val="000000"/>
-                <w:sz w:val="16"/>
-              </w:rPr>
-              <w:t>217A</w:t>
-            </w:r>
-          </w:p>
-        </w:tc>
-        <w:tc>
-          <w:tcPr>
-            <w:tcW w:type="dxa" w:w="662"/>
-            <w:vAlign w:val="center"/>
-            <w:shd w:fill="FFFFFF"/>
-          </w:tcPr>
-          <w:p>
-            <w:pPr>
-              <w:spacing w:after="0"/>
-              <w:jc w:val="left"/>
-            </w:pPr>
-            <w:r>
-              <w:rPr>
-                <w:color w:val="000000"/>
-                <w:sz w:val="16"/>
-              </w:rPr>
-              <w:t>6</w:t>
-            </w:r>
-          </w:p>
-        </w:tc>
-        <w:tc>
-          <w:tcPr>
-            <w:tcW w:type="dxa" w:w="4680"/>
-            <w:vAlign w:val="center"/>
-            <w:shd w:fill="FFFFFF"/>
-          </w:tcPr>
-          <w:p>
-            <w:pPr>
-              <w:spacing w:after="0"/>
-              <w:jc w:val="left"/>
-            </w:pPr>
-            <w:r>
-              <w:rPr>
-                <w:color w:val="000000"/>
-                <w:sz w:val="16"/>
-              </w:rPr>
-              <w:t>Pje. Edith &amp; Rafael Riesco</w:t>
+              <w:t>Av. Simón Bolívar &amp; Av. Sta. Corina</w:t>
             </w:r>
           </w:p>
         </w:tc>
@@ -3186,7 +3104,7 @@
                 <w:color w:val="000000"/>
                 <w:sz w:val="16"/>
               </w:rPr>
-              <w:t>218A</w:t>
+              <w:t>217A</w:t>
             </w:r>
           </w:p>
         </w:tc>
@@ -3232,7 +3150,7 @@
                 <w:color w:val="000000"/>
                 <w:sz w:val="16"/>
               </w:rPr>
-              <w:t>Blanco Encalada &amp; Pje. Calbuco</w:t>
+              <w:t>Anunciación &amp; Pje. Karin</w:t>
             </w:r>
           </w:p>
         </w:tc>
@@ -3255,7 +3173,7 @@
                 <w:color w:val="000000"/>
                 <w:sz w:val="16"/>
               </w:rPr>
-              <w:t>Robos violentos</w:t>
+              <w:t>Robo en lugar habitado</w:t>
             </w:r>
           </w:p>
         </w:tc>
@@ -3277,7 +3195,7 @@
                 <w:color w:val="000000"/>
                 <w:sz w:val="16"/>
               </w:rPr>
-              <w:t>218A</w:t>
+              <w:t>217A</w:t>
             </w:r>
           </w:p>
         </w:tc>
@@ -3317,7 +3235,7 @@
                 <w:color w:val="000000"/>
                 <w:sz w:val="16"/>
               </w:rPr>
-              <w:t>Argentina &amp; Pje. Argentina</w:t>
+              <w:t>Carlos Cruz &amp; Los Guerrilleros</w:t>
             </w:r>
           </w:p>
         </w:tc>
@@ -3337,7 +3255,7 @@
                 <w:color w:val="000000"/>
                 <w:sz w:val="16"/>
               </w:rPr>
-              <w:t>Robo en lugar habitado</w:t>
+              <w:t>Robos violentos</w:t>
             </w:r>
           </w:p>
         </w:tc>
@@ -3359,7 +3277,7 @@
                 <w:color w:val="000000"/>
                 <w:sz w:val="16"/>
               </w:rPr>
-              <w:t>218A</w:t>
+              <w:t>217A</w:t>
             </w:r>
           </w:p>
         </w:tc>
@@ -3399,7 +3317,7 @@
                 <w:color w:val="000000"/>
                 <w:sz w:val="16"/>
               </w:rPr>
-              <w:t>Av. De La Victoria &amp; Pje. Los Andes</w:t>
+              <w:t>Luis Gandarillas &amp; Pdte. Kennedy</w:t>
             </w:r>
           </w:p>
         </w:tc>
@@ -3419,7 +3337,7 @@
                 <w:color w:val="000000"/>
                 <w:sz w:val="16"/>
               </w:rPr>
-              <w:t>Robos violentos</w:t>
+              <w:t>Robo en lugar habitado</w:t>
             </w:r>
           </w:p>
         </w:tc>
@@ -3441,7 +3359,7 @@
                 <w:color w:val="000000"/>
                 <w:sz w:val="16"/>
               </w:rPr>
-              <w:t>218A</w:t>
+              <w:t>217A</w:t>
             </w:r>
           </w:p>
         </w:tc>
@@ -3481,7 +3399,7 @@
                 <w:color w:val="000000"/>
                 <w:sz w:val="16"/>
               </w:rPr>
-              <w:t>Miraflores &amp; Pje. Pastoral</w:t>
+              <w:t>1 Sur &amp; El Sol</w:t>
             </w:r>
           </w:p>
         </w:tc>
@@ -3501,7 +3419,7 @@
                 <w:color w:val="000000"/>
                 <w:sz w:val="16"/>
               </w:rPr>
-              <w:t>Alcohol y drogas en vía pública</w:t>
+              <w:t>Robos violentos</w:t>
             </w:r>
           </w:p>
         </w:tc>
@@ -3523,7 +3441,7 @@
                 <w:color w:val="000000"/>
                 <w:sz w:val="16"/>
               </w:rPr>
-              <w:t>218A</w:t>
+              <w:t>217A</w:t>
             </w:r>
           </w:p>
         </w:tc>
@@ -3563,7 +3481,7 @@
                 <w:color w:val="000000"/>
                 <w:sz w:val="16"/>
               </w:rPr>
-              <w:t>Libertad &amp; República</w:t>
+              <w:t>Pamela &amp; Pje. Conde De La Comquista</w:t>
             </w:r>
           </w:p>
         </w:tc>
@@ -3583,7 +3501,7 @@
                 <w:color w:val="000000"/>
                 <w:sz w:val="16"/>
               </w:rPr>
-              <w:t>Robos violentos</w:t>
+              <w:t>Alcohol y drogas en vía pública</w:t>
             </w:r>
           </w:p>
         </w:tc>
@@ -3605,7 +3523,7 @@
                 <w:color w:val="000000"/>
                 <w:sz w:val="16"/>
               </w:rPr>
-              <w:t>218A</w:t>
+              <w:t>217A</w:t>
             </w:r>
           </w:p>
         </w:tc>
@@ -3645,7 +3563,7 @@
                 <w:color w:val="000000"/>
                 <w:sz w:val="16"/>
               </w:rPr>
-              <w:t>Chacabuco &amp; Gral. Las Heras</w:t>
+              <w:t>Av. Américo Vespucio &amp; Pje. Las Cureñas</w:t>
             </w:r>
           </w:p>
         </w:tc>
@@ -3690,7 +3608,7 @@
                 <w:color w:val="000000"/>
                 <w:sz w:val="16"/>
               </w:rPr>
-              <w:t>220B</w:t>
+              <w:t>219</w:t>
             </w:r>
           </w:p>
         </w:tc>
@@ -3736,7 +3654,7 @@
                 <w:color w:val="000000"/>
                 <w:sz w:val="16"/>
               </w:rPr>
-              <w:t>Av. Portales &amp; El Conquistador</w:t>
+              <w:t>Pje. Las Quinchas &amp; Pje. Los Zarzales</w:t>
             </w:r>
           </w:p>
         </w:tc>
@@ -3781,7 +3699,7 @@
                 <w:color w:val="000000"/>
                 <w:sz w:val="16"/>
               </w:rPr>
-              <w:t>220B</w:t>
+              <w:t>219</w:t>
             </w:r>
           </w:p>
         </w:tc>
@@ -3821,7 +3739,7 @@
                 <w:color w:val="000000"/>
                 <w:sz w:val="16"/>
               </w:rPr>
-              <w:t>Av. Sur &amp; Pje. Río Clarillo</w:t>
+              <w:t>Carlos Gardel &amp; El Huaso</w:t>
             </w:r>
           </w:p>
         </w:tc>
@@ -3841,7 +3759,7 @@
                 <w:color w:val="000000"/>
                 <w:sz w:val="16"/>
               </w:rPr>
-              <w:t>Robos violentos</w:t>
+              <w:t>Robo en lugar habitado</w:t>
             </w:r>
           </w:p>
         </w:tc>
@@ -3863,7 +3781,7 @@
                 <w:color w:val="000000"/>
                 <w:sz w:val="16"/>
               </w:rPr>
-              <w:t>220B</w:t>
+              <w:t>219</w:t>
             </w:r>
           </w:p>
         </w:tc>
@@ -3903,7 +3821,7 @@
                 <w:color w:val="000000"/>
                 <w:sz w:val="16"/>
               </w:rPr>
-              <w:t>Av. 4 Poniente &amp; Av. Sur</w:t>
+              <w:t>Av. 3 Poniente &amp; José Manuel Borgoño</w:t>
             </w:r>
           </w:p>
         </w:tc>
@@ -3923,7 +3841,7 @@
                 <w:color w:val="000000"/>
                 <w:sz w:val="16"/>
               </w:rPr>
-              <w:t>Robos violentos</w:t>
+              <w:t>Robo en lugar habitado</w:t>
             </w:r>
           </w:p>
         </w:tc>
@@ -3945,7 +3863,7 @@
                 <w:color w:val="000000"/>
                 <w:sz w:val="16"/>
               </w:rPr>
-              <w:t>220B</w:t>
+              <w:t>219</w:t>
             </w:r>
           </w:p>
         </w:tc>
@@ -3985,7 +3903,7 @@
                 <w:color w:val="000000"/>
                 <w:sz w:val="16"/>
               </w:rPr>
-              <w:t>La Galaxia &amp; Pje. Comas Solas</w:t>
+              <w:t>Av. El Olimpo &amp; Medialuna</w:t>
             </w:r>
           </w:p>
         </w:tc>
@@ -4027,7 +3945,7 @@
                 <w:color w:val="000000"/>
                 <w:sz w:val="16"/>
               </w:rPr>
-              <w:t>220B</w:t>
+              <w:t>219</w:t>
             </w:r>
           </w:p>
         </w:tc>
@@ -4067,7 +3985,7 @@
                 <w:color w:val="000000"/>
                 <w:sz w:val="16"/>
               </w:rPr>
-              <w:t>Pje. Catón &amp; Pje. Teócrito</w:t>
+              <w:t>Escuela Militar &amp; Maipú</w:t>
             </w:r>
           </w:p>
         </w:tc>
@@ -4087,7 +4005,7 @@
                 <w:color w:val="000000"/>
                 <w:sz w:val="16"/>
               </w:rPr>
-              <w:t>Robos violentos</w:t>
+              <w:t>Robo en lugar habitado</w:t>
             </w:r>
           </w:p>
         </w:tc>
@@ -4109,7 +4027,7 @@
                 <w:color w:val="000000"/>
                 <w:sz w:val="16"/>
               </w:rPr>
-              <w:t>220B</w:t>
+              <w:t>219</w:t>
             </w:r>
           </w:p>
         </w:tc>
@@ -4149,7 +4067,7 @@
                 <w:color w:val="000000"/>
                 <w:sz w:val="16"/>
               </w:rPr>
-              <w:t>La Galaxia &amp; Pje. Andrómeda</w:t>
+              <w:t>Pje. Caliz De Plata &amp; Universidad Católica</w:t>
             </w:r>
           </w:p>
         </w:tc>
@@ -4169,7 +4087,7 @@
                 <w:color w:val="000000"/>
                 <w:sz w:val="16"/>
               </w:rPr>
-              <w:t>Robos violentos</w:t>
+              <w:t>Robo en lugar habitado</w:t>
             </w:r>
           </w:p>
         </w:tc>
@@ -4240,7 +4158,7 @@
                 <w:color w:val="000000"/>
                 <w:sz w:val="16"/>
               </w:rPr>
-              <w:t>Pje. Mirador De San Martín &amp; Pje. Polvo Estelar</w:t>
+              <w:t>Av. Américo Vespucio &amp; Pje. Abdón Cifuentes</w:t>
             </w:r>
           </w:p>
         </w:tc>
@@ -4263,7 +4181,7 @@
                 <w:color w:val="000000"/>
                 <w:sz w:val="16"/>
               </w:rPr>
-              <w:t>Robo en lugar habitado</w:t>
+              <w:t>Robos violentos</w:t>
             </w:r>
           </w:p>
         </w:tc>
@@ -4325,7 +4243,7 @@
                 <w:color w:val="000000"/>
                 <w:sz w:val="16"/>
               </w:rPr>
-              <w:t>Av. Lumen &amp; Pje. Chibchas</w:t>
+              <w:t>Los Poemas &amp; Primo De Rivera</w:t>
             </w:r>
           </w:p>
         </w:tc>
@@ -4407,7 +4325,7 @@
                 <w:color w:val="000000"/>
                 <w:sz w:val="16"/>
               </w:rPr>
-              <w:t>Alaska &amp; Bonaire</w:t>
+              <w:t>Pje. Los Metalúrgicos &amp; Primo De Rivera</w:t>
             </w:r>
           </w:p>
         </w:tc>
@@ -4427,7 +4345,7 @@
                 <w:color w:val="000000"/>
                 <w:sz w:val="16"/>
               </w:rPr>
-              <w:t>Robos violentos</w:t>
+              <w:t>Robo en lugar habitado</w:t>
             </w:r>
           </w:p>
         </w:tc>
@@ -4489,7 +4407,7 @@
                 <w:color w:val="000000"/>
                 <w:sz w:val="16"/>
               </w:rPr>
-              <w:t>Las Golondrinas Poniente &amp; San Genaro</w:t>
+              <w:t>Alfonso Vial &amp; Pje. Los Laminadores</w:t>
             </w:r>
           </w:p>
         </w:tc>
@@ -4571,7 +4489,7 @@
                 <w:color w:val="000000"/>
                 <w:sz w:val="16"/>
               </w:rPr>
-              <w:t>Pje. Malguín &amp; Pje. Molco</w:t>
+              <w:t>Alaska &amp; Av. Segunda Transversal</w:t>
             </w:r>
           </w:p>
         </w:tc>
@@ -4653,7 +4571,7 @@
                 <w:color w:val="000000"/>
                 <w:sz w:val="16"/>
               </w:rPr>
-              <w:t>Pje. Ontario &amp; Pje. Winnipeg</w:t>
+              <w:t>Alaska &amp; Yugoslavia</w:t>
             </w:r>
           </w:p>
         </w:tc>
@@ -4855,7 +4773,7 @@
                 <w:color w:val="000000"/>
                 <w:sz w:val="16"/>
               </w:rPr>
-              <w:t>Av. Américo Vespucio &amp; Werner Von Braun</w:t>
+              <w:t>Av. Américo Vespucio &amp; Av. Arquitecto Hugo Bravo</w:t>
             </w:r>
           </w:p>
         </w:tc>
@@ -4937,7 +4855,7 @@
                 <w:color w:val="000000"/>
                 <w:sz w:val="16"/>
               </w:rPr>
-              <w:t>Av. Américo Vespucio &amp; Av. Los Pajaritos</w:t>
+              <w:t>Av. Arquitecto Hugo Bravo &amp; Gustavo Eiffel</w:t>
             </w:r>
           </w:p>
         </w:tc>
@@ -5019,7 +4937,171 @@
                 <w:color w:val="000000"/>
                 <w:sz w:val="16"/>
               </w:rPr>
-              <w:t>Av. Américo Vespucio &amp; Av. Arquitecto Hugo Bravo</w:t>
+              <w:t>Leonardo Da Vinci &amp; Pje. Rafael Sanzio</w:t>
+            </w:r>
+          </w:p>
+        </w:tc>
+        <w:tc>
+          <w:tcPr>
+            <w:tcW w:type="dxa" w:w="2952"/>
+            <w:vAlign w:val="center"/>
+            <w:shd w:fill="FFFFFF"/>
+          </w:tcPr>
+          <w:p>
+            <w:pPr>
+              <w:spacing w:after="0"/>
+              <w:jc w:val="left"/>
+            </w:pPr>
+            <w:r>
+              <w:rPr>
+                <w:color w:val="000000"/>
+                <w:sz w:val="16"/>
+              </w:rPr>
+              <w:t>Robos violentos</w:t>
+            </w:r>
+          </w:p>
+        </w:tc>
+      </w:tr>
+      <w:tr>
+        <w:tc>
+          <w:tcPr>
+            <w:tcW w:type="dxa" w:w="1037"/>
+            <w:vAlign w:val="center"/>
+            <w:shd w:fill="FFFFFF"/>
+          </w:tcPr>
+          <w:p>
+            <w:pPr>
+              <w:spacing w:after="0"/>
+              <w:jc w:val="left"/>
+            </w:pPr>
+            <w:r>
+              <w:rPr>
+                <w:color w:val="000000"/>
+                <w:sz w:val="16"/>
+              </w:rPr>
+              <w:t>215A</w:t>
+            </w:r>
+          </w:p>
+        </w:tc>
+        <w:tc>
+          <w:tcPr>
+            <w:tcW w:type="dxa" w:w="662"/>
+            <w:vAlign w:val="center"/>
+            <w:shd w:fill="FFFFFF"/>
+          </w:tcPr>
+          <w:p>
+            <w:pPr>
+              <w:spacing w:after="0"/>
+              <w:jc w:val="left"/>
+            </w:pPr>
+            <w:r>
+              <w:rPr>
+                <w:color w:val="000000"/>
+                <w:sz w:val="16"/>
+              </w:rPr>
+              <w:t>4</w:t>
+            </w:r>
+          </w:p>
+        </w:tc>
+        <w:tc>
+          <w:tcPr>
+            <w:tcW w:type="dxa" w:w="4680"/>
+            <w:vAlign w:val="center"/>
+            <w:shd w:fill="FFFFFF"/>
+          </w:tcPr>
+          <w:p>
+            <w:pPr>
+              <w:spacing w:after="0"/>
+              <w:jc w:val="left"/>
+            </w:pPr>
+            <w:r>
+              <w:rPr>
+                <w:color w:val="000000"/>
+                <w:sz w:val="16"/>
+              </w:rPr>
+              <w:t>Av. Los Pajaritos &amp; Corredor Transantiago Pajaritos</w:t>
+            </w:r>
+          </w:p>
+        </w:tc>
+        <w:tc>
+          <w:tcPr>
+            <w:tcW w:type="dxa" w:w="2952"/>
+            <w:vAlign w:val="center"/>
+            <w:shd w:fill="FFFFFF"/>
+          </w:tcPr>
+          <w:p>
+            <w:pPr>
+              <w:spacing w:after="0"/>
+              <w:jc w:val="left"/>
+            </w:pPr>
+            <w:r>
+              <w:rPr>
+                <w:color w:val="000000"/>
+                <w:sz w:val="16"/>
+              </w:rPr>
+              <w:t>Robos violentos</w:t>
+            </w:r>
+          </w:p>
+        </w:tc>
+      </w:tr>
+      <w:tr>
+        <w:tc>
+          <w:tcPr>
+            <w:tcW w:type="dxa" w:w="1037"/>
+            <w:vAlign w:val="center"/>
+            <w:shd w:fill="FFFFFF"/>
+          </w:tcPr>
+          <w:p>
+            <w:pPr>
+              <w:spacing w:after="0"/>
+              <w:jc w:val="left"/>
+            </w:pPr>
+            <w:r>
+              <w:rPr>
+                <w:color w:val="000000"/>
+                <w:sz w:val="16"/>
+              </w:rPr>
+              <w:t>215A</w:t>
+            </w:r>
+          </w:p>
+        </w:tc>
+        <w:tc>
+          <w:tcPr>
+            <w:tcW w:type="dxa" w:w="662"/>
+            <w:vAlign w:val="center"/>
+            <w:shd w:fill="FFFFFF"/>
+          </w:tcPr>
+          <w:p>
+            <w:pPr>
+              <w:spacing w:after="0"/>
+              <w:jc w:val="left"/>
+            </w:pPr>
+            <w:r>
+              <w:rPr>
+                <w:color w:val="000000"/>
+                <w:sz w:val="16"/>
+              </w:rPr>
+              <w:t>5</w:t>
+            </w:r>
+          </w:p>
+        </w:tc>
+        <w:tc>
+          <w:tcPr>
+            <w:tcW w:type="dxa" w:w="4680"/>
+            <w:vAlign w:val="center"/>
+            <w:shd w:fill="FFFFFF"/>
+          </w:tcPr>
+          <w:p>
+            <w:pPr>
+              <w:spacing w:after="0"/>
+              <w:jc w:val="left"/>
+            </w:pPr>
+            <w:r>
+              <w:rPr>
+                <w:color w:val="000000"/>
+                <w:sz w:val="16"/>
+              </w:rPr>
+              <w:t>Av. Los Pajaritos &amp; Escritor Jorge Inostroza</w:t>
             </w:r>
           </w:p>
         </w:tc>
@@ -5064,7 +5146,7 @@
                 <w:color w:val="000000"/>
                 <w:sz w:val="16"/>
               </w:rPr>
-              <w:t>215C</w:t>
+              <w:t>218A</w:t>
             </w:r>
           </w:p>
         </w:tc>
@@ -5110,7 +5192,7 @@
                 <w:color w:val="000000"/>
                 <w:sz w:val="16"/>
               </w:rPr>
-              <w:t>Av. Las Torres &amp; Pje. Manzanal</w:t>
+              <w:t>Av. Los Pajaritos &amp; Pje. Laura Llona</w:t>
             </w:r>
           </w:p>
         </w:tc>
@@ -5133,7 +5215,7 @@
                 <w:color w:val="000000"/>
                 <w:sz w:val="16"/>
               </w:rPr>
-              <w:t>Alcohol y drogas en vía pública</w:t>
+              <w:t>Robos violentos</w:t>
             </w:r>
           </w:p>
         </w:tc>
@@ -5155,7 +5237,7 @@
                 <w:color w:val="000000"/>
                 <w:sz w:val="16"/>
               </w:rPr>
-              <w:t>215C</w:t>
+              <w:t>218A</w:t>
             </w:r>
           </w:p>
         </w:tc>
@@ -5195,7 +5277,7 @@
                 <w:color w:val="000000"/>
                 <w:sz w:val="16"/>
               </w:rPr>
-              <w:t>Las Brisas &amp; Pje. Escorpio</w:t>
+              <w:t>Libertador Bernardo O'Higgins &amp; Pje. Carrera Pinto</w:t>
             </w:r>
           </w:p>
         </w:tc>
@@ -5237,7 +5319,7 @@
                 <w:color w:val="000000"/>
                 <w:sz w:val="16"/>
               </w:rPr>
-              <w:t>215C</w:t>
+              <w:t>218A</w:t>
             </w:r>
           </w:p>
         </w:tc>
@@ -5277,7 +5359,7 @@
                 <w:color w:val="000000"/>
                 <w:sz w:val="16"/>
               </w:rPr>
-              <w:t>Av. Simón Bolívar &amp; Pje. Genesaret</w:t>
+              <w:t>Gral. San Martín &amp; Pje. Don Emilio</w:t>
             </w:r>
           </w:p>
         </w:tc>
@@ -5319,7 +5401,7 @@
                 <w:color w:val="000000"/>
                 <w:sz w:val="16"/>
               </w:rPr>
-              <w:t>215C</w:t>
+              <w:t>218A</w:t>
             </w:r>
           </w:p>
         </w:tc>
@@ -5359,7 +5441,7 @@
                 <w:color w:val="000000"/>
                 <w:sz w:val="16"/>
               </w:rPr>
-              <w:t>Av. Los Pajaritos &amp; Pje. Ismael</w:t>
+              <w:t>Argentina &amp; Gral. San Martín</w:t>
             </w:r>
           </w:p>
         </w:tc>
@@ -5401,7 +5483,7 @@
                 <w:color w:val="000000"/>
                 <w:sz w:val="16"/>
               </w:rPr>
-              <w:t>215C</w:t>
+              <w:t>218A</w:t>
             </w:r>
           </w:p>
         </w:tc>
@@ -5441,7 +5523,7 @@
                 <w:color w:val="000000"/>
                 <w:sz w:val="16"/>
               </w:rPr>
-              <w:t>Corredor Transantiago Pajaritos &amp; Providencia</w:t>
+              <w:t>Orompello &amp; Purén</w:t>
             </w:r>
           </w:p>
         </w:tc>
@@ -5483,7 +5565,7 @@
                 <w:color w:val="000000"/>
                 <w:sz w:val="16"/>
               </w:rPr>
-              <w:t>215C</w:t>
+              <w:t>218A</w:t>
             </w:r>
           </w:p>
         </w:tc>
@@ -5523,7 +5605,7 @@
                 <w:color w:val="000000"/>
                 <w:sz w:val="16"/>
               </w:rPr>
-              <w:t>Av. Los Pajaritos &amp; Pje. Los Apóstoles</w:t>
+              <w:t>Hernán Bravo Cruz &amp; Pje. Bellavista</w:t>
             </w:r>
           </w:p>
         </w:tc>
@@ -5614,7 +5696,7 @@
                 <w:color w:val="000000"/>
                 <w:sz w:val="16"/>
               </w:rPr>
-              <w:t>Del Rey &amp; Pje. Hércules</w:t>
+              <w:t>Campanario &amp; Los Faraones</w:t>
             </w:r>
           </w:p>
         </w:tc>
@@ -5637,7 +5719,7 @@
                 <w:color w:val="000000"/>
                 <w:sz w:val="16"/>
               </w:rPr>
-              <w:t>Robo en lugar habitado</w:t>
+              <w:t>Robos violentos</w:t>
             </w:r>
           </w:p>
         </w:tc>
@@ -5699,7 +5781,7 @@
                 <w:color w:val="000000"/>
                 <w:sz w:val="16"/>
               </w:rPr>
-              <w:t>Camino A Rinconada &amp; Corredor Transantiago 5 De Abril</w:t>
+              <w:t>Av. Portales &amp; El Carmen</w:t>
             </w:r>
           </w:p>
         </w:tc>
@@ -5719,7 +5801,7 @@
                 <w:color w:val="000000"/>
                 <w:sz w:val="16"/>
               </w:rPr>
-              <w:t>Robos violentos</w:t>
+              <w:t>Robo en lugar habitado</w:t>
             </w:r>
           </w:p>
         </w:tc>
@@ -5781,7 +5863,7 @@
                 <w:color w:val="000000"/>
                 <w:sz w:val="16"/>
               </w:rPr>
-              <w:t>La Placé &amp; San José</w:t>
+              <w:t>Hermanos Carrera &amp; San José</w:t>
             </w:r>
           </w:p>
         </w:tc>
@@ -5801,7 +5883,7 @@
                 <w:color w:val="000000"/>
                 <w:sz w:val="16"/>
               </w:rPr>
-              <w:t>Robos violentos</w:t>
+              <w:t>Robo en lugar habitado</w:t>
             </w:r>
           </w:p>
         </w:tc>
@@ -5863,7 +5945,7 @@
                 <w:color w:val="000000"/>
                 <w:sz w:val="16"/>
               </w:rPr>
-              <w:t>Los Florines &amp; Sta. Elena</w:t>
+              <w:t>Camino A Rinconada &amp; Corredor Transantiago 5 De Abril</w:t>
             </w:r>
           </w:p>
         </w:tc>
@@ -5883,7 +5965,7 @@
                 <w:color w:val="000000"/>
                 <w:sz w:val="16"/>
               </w:rPr>
-              <w:t>Robos violentos</w:t>
+              <w:t>Robo en lugar habitado</w:t>
             </w:r>
           </w:p>
         </w:tc>
@@ -5945,7 +6027,7 @@
                 <w:color w:val="000000"/>
                 <w:sz w:val="16"/>
               </w:rPr>
-              <w:t>Av. Sur &amp; Pje. Los Diaguitas</w:t>
+              <w:t>Del Pontífice &amp; República</w:t>
             </w:r>
           </w:p>
         </w:tc>
@@ -5965,7 +6047,89 @@
                 <w:color w:val="000000"/>
                 <w:sz w:val="16"/>
               </w:rPr>
-              <w:t>Alcohol y drogas en vía pública</w:t>
+              <w:t>Robo en lugar habitado</w:t>
+            </w:r>
+          </w:p>
+        </w:tc>
+      </w:tr>
+      <w:tr>
+        <w:tc>
+          <w:tcPr>
+            <w:tcW w:type="dxa" w:w="1037"/>
+            <w:vAlign w:val="center"/>
+            <w:shd w:fill="FFFFFF"/>
+          </w:tcPr>
+          <w:p>
+            <w:pPr>
+              <w:spacing w:after="0"/>
+              <w:jc w:val="left"/>
+            </w:pPr>
+            <w:r>
+              <w:rPr>
+                <w:color w:val="000000"/>
+                <w:sz w:val="16"/>
+              </w:rPr>
+              <w:t>218B</w:t>
+            </w:r>
+          </w:p>
+        </w:tc>
+        <w:tc>
+          <w:tcPr>
+            <w:tcW w:type="dxa" w:w="662"/>
+            <w:vAlign w:val="center"/>
+            <w:shd w:fill="FFFFFF"/>
+          </w:tcPr>
+          <w:p>
+            <w:pPr>
+              <w:spacing w:after="0"/>
+              <w:jc w:val="left"/>
+            </w:pPr>
+            <w:r>
+              <w:rPr>
+                <w:color w:val="000000"/>
+                <w:sz w:val="16"/>
+              </w:rPr>
+              <w:t>6</w:t>
+            </w:r>
+          </w:p>
+        </w:tc>
+        <w:tc>
+          <w:tcPr>
+            <w:tcW w:type="dxa" w:w="4680"/>
+            <w:vAlign w:val="center"/>
+            <w:shd w:fill="FFFFFF"/>
+          </w:tcPr>
+          <w:p>
+            <w:pPr>
+              <w:spacing w:after="0"/>
+              <w:jc w:val="left"/>
+            </w:pPr>
+            <w:r>
+              <w:rPr>
+                <w:color w:val="000000"/>
+                <w:sz w:val="16"/>
+              </w:rPr>
+              <w:t>Campanario &amp; Pje. El Príncipe</w:t>
+            </w:r>
+          </w:p>
+        </w:tc>
+        <w:tc>
+          <w:tcPr>
+            <w:tcW w:type="dxa" w:w="2952"/>
+            <w:vAlign w:val="center"/>
+            <w:shd w:fill="FFFFFF"/>
+          </w:tcPr>
+          <w:p>
+            <w:pPr>
+              <w:spacing w:after="0"/>
+              <w:jc w:val="left"/>
+            </w:pPr>
+            <w:r>
+              <w:rPr>
+                <w:color w:val="000000"/>
+                <w:sz w:val="16"/>
+              </w:rPr>
+              <w:t>Robo en lugar habitado</w:t>
             </w:r>
           </w:p>
         </w:tc>
@@ -5990,7 +6154,7 @@
                 <w:color w:val="000000"/>
                 <w:sz w:val="16"/>
               </w:rPr>
-              <w:t>219</w:t>
+              <w:t>221C</w:t>
             </w:r>
           </w:p>
         </w:tc>
@@ -6036,7 +6200,7 @@
                 <w:color w:val="000000"/>
                 <w:sz w:val="16"/>
               </w:rPr>
-              <w:t>Av. Sur &amp; Pje. Radón</w:t>
+              <w:t>Miguel Rubio &amp; Pje. Ismael Edwards Matte</w:t>
             </w:r>
           </w:p>
         </w:tc>
@@ -6081,7 +6245,7 @@
                 <w:color w:val="000000"/>
                 <w:sz w:val="16"/>
               </w:rPr>
-              <w:t>219</w:t>
+              <w:t>221C</w:t>
             </w:r>
           </w:p>
         </w:tc>
@@ -6121,7 +6285,7 @@
                 <w:color w:val="000000"/>
                 <w:sz w:val="16"/>
               </w:rPr>
-              <w:t>Av. Las Naciones &amp; Pje. Las Ursulinas</w:t>
+              <w:t>Andrés Amenabar Vergara &amp; Hermógenes Pérez De Arce</w:t>
             </w:r>
           </w:p>
         </w:tc>
@@ -6163,7 +6327,7 @@
                 <w:color w:val="000000"/>
                 <w:sz w:val="16"/>
               </w:rPr>
-              <w:t>219</w:t>
+              <w:t>221C</w:t>
             </w:r>
           </w:p>
         </w:tc>
@@ -6203,7 +6367,7 @@
                 <w:color w:val="000000"/>
                 <w:sz w:val="16"/>
               </w:rPr>
-              <w:t>Las Tinajas &amp; Pje. Tutuquén</w:t>
+              <w:t>Av. 3 Poniente &amp; Miguel Rubio</w:t>
             </w:r>
           </w:p>
         </w:tc>
@@ -6223,7 +6387,7 @@
                 <w:color w:val="000000"/>
                 <w:sz w:val="16"/>
               </w:rPr>
-              <w:t>Alcohol y drogas en vía pública</w:t>
+              <w:t>Robo en lugar habitado</w:t>
             </w:r>
           </w:p>
         </w:tc>
@@ -6245,7 +6409,7 @@
                 <w:color w:val="000000"/>
                 <w:sz w:val="16"/>
               </w:rPr>
-              <w:t>219</w:t>
+              <w:t>221C</w:t>
             </w:r>
           </w:p>
         </w:tc>
@@ -6285,7 +6449,7 @@
                 <w:color w:val="000000"/>
                 <w:sz w:val="16"/>
               </w:rPr>
-              <w:t>José Manuel Borgoño &amp; Rey Arturo</w:t>
+              <w:t>Av. El Olimpo &amp; Pje. Nido De Águilas</w:t>
             </w:r>
           </w:p>
         </w:tc>
@@ -6305,7 +6469,7 @@
                 <w:color w:val="000000"/>
                 <w:sz w:val="16"/>
               </w:rPr>
-              <w:t>Robos violentos</w:t>
+              <w:t>Robo en lugar habitado</w:t>
             </w:r>
           </w:p>
         </w:tc>
@@ -6327,7 +6491,7 @@
                 <w:color w:val="000000"/>
                 <w:sz w:val="16"/>
               </w:rPr>
-              <w:t>219</w:t>
+              <w:t>221C</w:t>
             </w:r>
           </w:p>
         </w:tc>
@@ -6367,7 +6531,7 @@
                 <w:color w:val="000000"/>
                 <w:sz w:val="16"/>
               </w:rPr>
-              <w:t>Av. El Olimpo &amp; Caupolicán</w:t>
+              <w:t>Av. 3 Poniente &amp; Av. Nueva San Martín</w:t>
             </w:r>
           </w:p>
         </w:tc>
@@ -6387,7 +6551,7 @@
                 <w:color w:val="000000"/>
                 <w:sz w:val="16"/>
               </w:rPr>
-              <w:t>Robos violentos</w:t>
+              <w:t>Robo en lugar habitado</w:t>
             </w:r>
           </w:p>
         </w:tc>
@@ -6409,7 +6573,7 @@
                 <w:color w:val="000000"/>
                 <w:sz w:val="16"/>
               </w:rPr>
-              <w:t>219</w:t>
+              <w:t>221C</w:t>
             </w:r>
           </w:p>
         </w:tc>
@@ -6449,7 +6613,7 @@
                 <w:color w:val="000000"/>
                 <w:sz w:val="16"/>
               </w:rPr>
-              <w:t>Av. El Olimpo &amp; Libertador Bernardo O'Higgins</w:t>
+              <w:t>Av. Nueva San Martín &amp; Del Rey</w:t>
             </w:r>
           </w:p>
         </w:tc>
@@ -6469,7 +6633,7 @@
                 <w:color w:val="000000"/>
                 <w:sz w:val="16"/>
               </w:rPr>
-              <w:t>Robos violentos</w:t>
+              <w:t>Robo en lugar habitado</w:t>
             </w:r>
           </w:p>
         </w:tc>
@@ -6494,7 +6658,7 @@
                 <w:color w:val="000000"/>
                 <w:sz w:val="16"/>
               </w:rPr>
-              <w:t>221B</w:t>
+              <w:t>223B</w:t>
             </w:r>
           </w:p>
         </w:tc>
@@ -6540,7 +6704,7 @@
                 <w:color w:val="000000"/>
                 <w:sz w:val="16"/>
               </w:rPr>
-              <w:t>Europa &amp; Rey Cristián</w:t>
+              <w:t>Pje. Cerro Navia &amp; Pje. San Joaquin</w:t>
             </w:r>
           </w:p>
         </w:tc>
@@ -6563,7 +6727,7 @@
                 <w:color w:val="000000"/>
                 <w:sz w:val="16"/>
               </w:rPr>
-              <w:t>Alcohol y drogas en vía pública</w:t>
+              <w:t>Robo en lugar habitado</w:t>
             </w:r>
           </w:p>
         </w:tc>
@@ -6585,7 +6749,7 @@
                 <w:color w:val="000000"/>
                 <w:sz w:val="16"/>
               </w:rPr>
-              <w:t>221B</w:t>
+              <w:t>223B</w:t>
             </w:r>
           </w:p>
         </w:tc>
@@ -6625,7 +6789,7 @@
                 <w:color w:val="000000"/>
                 <w:sz w:val="16"/>
               </w:rPr>
-              <w:t>Av. Alfredo Silva Carvallo &amp; Ramón Barros Luco</w:t>
+              <w:t>Av. 4 Poniente &amp; Lautaro</w:t>
             </w:r>
           </w:p>
         </w:tc>
@@ -6667,7 +6831,7 @@
                 <w:color w:val="000000"/>
                 <w:sz w:val="16"/>
               </w:rPr>
-              <w:t>221B</w:t>
+              <w:t>223B</w:t>
             </w:r>
           </w:p>
         </w:tc>
@@ -6707,7 +6871,7 @@
                 <w:color w:val="000000"/>
                 <w:sz w:val="16"/>
               </w:rPr>
-              <w:t>Cabo De Hornos &amp; Julio Verne</w:t>
+              <w:t>Caronte &amp; Pje. Malaquias</w:t>
             </w:r>
           </w:p>
         </w:tc>
@@ -6749,7 +6913,7 @@
                 <w:color w:val="000000"/>
                 <w:sz w:val="16"/>
               </w:rPr>
-              <w:t>221B</w:t>
+              <w:t>223B</w:t>
             </w:r>
           </w:p>
         </w:tc>
@@ -6789,7 +6953,7 @@
                 <w:color w:val="000000"/>
                 <w:sz w:val="16"/>
               </w:rPr>
-              <w:t>Pje. La Floresta &amp; Pje. Lago Carrera</w:t>
+              <w:t>Marco Antonio &amp; Pje. Gengis Khan</w:t>
             </w:r>
           </w:p>
         </w:tc>
@@ -6809,7 +6973,7 @@
                 <w:color w:val="000000"/>
                 <w:sz w:val="16"/>
               </w:rPr>
-              <w:t>Robo en lugar habitado</w:t>
+              <w:t>Robos violentos</w:t>
             </w:r>
           </w:p>
         </w:tc>
@@ -6831,7 +6995,7 @@
                 <w:color w:val="000000"/>
                 <w:sz w:val="16"/>
               </w:rPr>
-              <w:t>221B</w:t>
+              <w:t>223B</w:t>
             </w:r>
           </w:p>
         </w:tc>
@@ -6871,7 +7035,89 @@
                 <w:color w:val="000000"/>
                 <w:sz w:val="16"/>
               </w:rPr>
-              <w:t>Av. Nueva San Martín &amp; Pdte. Gabriel González Videla</w:t>
+              <w:t>El Líbano &amp; Jacques Cousteau</w:t>
+            </w:r>
+          </w:p>
+        </w:tc>
+        <w:tc>
+          <w:tcPr>
+            <w:tcW w:type="dxa" w:w="2952"/>
+            <w:vAlign w:val="center"/>
+            <w:shd w:fill="FFFFFF"/>
+          </w:tcPr>
+          <w:p>
+            <w:pPr>
+              <w:spacing w:after="0"/>
+              <w:jc w:val="left"/>
+            </w:pPr>
+            <w:r>
+              <w:rPr>
+                <w:color w:val="000000"/>
+                <w:sz w:val="16"/>
+              </w:rPr>
+              <w:t>Robo en lugar habitado</w:t>
+            </w:r>
+          </w:p>
+        </w:tc>
+      </w:tr>
+      <w:tr>
+        <w:tc>
+          <w:tcPr>
+            <w:tcW w:type="dxa" w:w="1037"/>
+            <w:vAlign w:val="center"/>
+            <w:shd w:fill="FFFFFF"/>
+          </w:tcPr>
+          <w:p>
+            <w:pPr>
+              <w:spacing w:after="0"/>
+              <w:jc w:val="left"/>
+            </w:pPr>
+            <w:r>
+              <w:rPr>
+                <w:color w:val="000000"/>
+                <w:sz w:val="16"/>
+              </w:rPr>
+              <w:t>223B</w:t>
+            </w:r>
+          </w:p>
+        </w:tc>
+        <w:tc>
+          <w:tcPr>
+            <w:tcW w:type="dxa" w:w="662"/>
+            <w:vAlign w:val="center"/>
+            <w:shd w:fill="FFFFFF"/>
+          </w:tcPr>
+          <w:p>
+            <w:pPr>
+              <w:spacing w:after="0"/>
+              <w:jc w:val="left"/>
+            </w:pPr>
+            <w:r>
+              <w:rPr>
+                <w:color w:val="000000"/>
+                <w:sz w:val="16"/>
+              </w:rPr>
+              <w:t>6</w:t>
+            </w:r>
+          </w:p>
+        </w:tc>
+        <w:tc>
+          <w:tcPr>
+            <w:tcW w:type="dxa" w:w="4680"/>
+            <w:vAlign w:val="center"/>
+            <w:shd w:fill="FFFFFF"/>
+          </w:tcPr>
+          <w:p>
+            <w:pPr>
+              <w:spacing w:after="0"/>
+              <w:jc w:val="left"/>
+            </w:pPr>
+            <w:r>
+              <w:rPr>
+                <w:color w:val="000000"/>
+                <w:sz w:val="16"/>
+              </w:rPr>
+              <w:t>Esdras &amp; Madreselva</w:t>
             </w:r>
           </w:p>
         </w:tc>
@@ -7073,7 +7319,7 @@
                 <w:color w:val="000000"/>
                 <w:sz w:val="16"/>
               </w:rPr>
-              <w:t>Av. 5 De Abril &amp; Av. Esquina Blanca</w:t>
+              <w:t>Av. 5 De Abril &amp; Av. Los Pajaritos</w:t>
             </w:r>
           </w:p>
         </w:tc>
@@ -7093,7 +7339,7 @@
                 <w:color w:val="000000"/>
                 <w:sz w:val="16"/>
               </w:rPr>
-              <w:t>Robos violentos</w:t>
+              <w:t>Alcohol y drogas en vía pública</w:t>
             </w:r>
           </w:p>
         </w:tc>
@@ -7155,7 +7401,7 @@
                 <w:color w:val="000000"/>
                 <w:sz w:val="16"/>
               </w:rPr>
-              <w:t>Av. 5 De Abril &amp; Hermanos Carrera</w:t>
+              <w:t>Av. Los Pajaritos &amp; Chacabuco</w:t>
             </w:r>
           </w:p>
         </w:tc>
@@ -7237,7 +7483,7 @@
                 <w:color w:val="000000"/>
                 <w:sz w:val="16"/>
               </w:rPr>
-              <w:t>Camino A Rinconada &amp; Corredor Transantiago 5 De Abril</w:t>
+              <w:t>Av. Los Pajaritos &amp; Maipú</w:t>
             </w:r>
           </w:p>
         </w:tc>
@@ -7319,7 +7565,7 @@
                 <w:color w:val="000000"/>
                 <w:sz w:val="16"/>
               </w:rPr>
-              <w:t>Hermanos Carrera &amp; Maipú</w:t>
+              <w:t>Gral. Ordóñez &amp; Manuel Rodríguez</w:t>
             </w:r>
           </w:p>
         </w:tc>
@@ -7339,7 +7585,7 @@
                 <w:color w:val="000000"/>
                 <w:sz w:val="16"/>
               </w:rPr>
-              <w:t>Robo en lugar habitado</w:t>
+              <w:t>Robos violentos</w:t>
             </w:r>
           </w:p>
         </w:tc>
@@ -7401,7 +7647,7 @@
                 <w:color w:val="000000"/>
                 <w:sz w:val="16"/>
               </w:rPr>
-              <w:t>Maipú &amp; Monumento</w:t>
+              <w:t>Camino A Rinconada &amp; Corredor Transantiago 5 De Abril</w:t>
             </w:r>
           </w:p>
         </w:tc>
@@ -7422,6 +7668,88 @@
                 <w:sz w:val="16"/>
               </w:rPr>
               <w:t>Robos violentos</w:t>
+            </w:r>
+          </w:p>
+        </w:tc>
+      </w:tr>
+      <w:tr>
+        <w:tc>
+          <w:tcPr>
+            <w:tcW w:type="dxa" w:w="1037"/>
+            <w:vAlign w:val="center"/>
+            <w:shd w:fill="FFFFFF"/>
+          </w:tcPr>
+          <w:p>
+            <w:pPr>
+              <w:spacing w:after="0"/>
+              <w:jc w:val="left"/>
+            </w:pPr>
+            <w:r>
+              <w:rPr>
+                <w:color w:val="000000"/>
+                <w:sz w:val="16"/>
+              </w:rPr>
+              <w:t>218C</w:t>
+            </w:r>
+          </w:p>
+        </w:tc>
+        <w:tc>
+          <w:tcPr>
+            <w:tcW w:type="dxa" w:w="662"/>
+            <w:vAlign w:val="center"/>
+            <w:shd w:fill="FFFFFF"/>
+          </w:tcPr>
+          <w:p>
+            <w:pPr>
+              <w:spacing w:after="0"/>
+              <w:jc w:val="left"/>
+            </w:pPr>
+            <w:r>
+              <w:rPr>
+                <w:color w:val="000000"/>
+                <w:sz w:val="16"/>
+              </w:rPr>
+              <w:t>6</w:t>
+            </w:r>
+          </w:p>
+        </w:tc>
+        <w:tc>
+          <w:tcPr>
+            <w:tcW w:type="dxa" w:w="4680"/>
+            <w:vAlign w:val="center"/>
+            <w:shd w:fill="FFFFFF"/>
+          </w:tcPr>
+          <w:p>
+            <w:pPr>
+              <w:spacing w:after="0"/>
+              <w:jc w:val="left"/>
+            </w:pPr>
+            <w:r>
+              <w:rPr>
+                <w:color w:val="000000"/>
+                <w:sz w:val="16"/>
+              </w:rPr>
+              <w:t>Av. 5 De Abril &amp; Primera Transversal</w:t>
+            </w:r>
+          </w:p>
+        </w:tc>
+        <w:tc>
+          <w:tcPr>
+            <w:tcW w:type="dxa" w:w="2952"/>
+            <w:vAlign w:val="center"/>
+            <w:shd w:fill="FFFFFF"/>
+          </w:tcPr>
+          <w:p>
+            <w:pPr>
+              <w:spacing w:after="0"/>
+              <w:jc w:val="left"/>
+            </w:pPr>
+            <w:r>
+              <w:rPr>
+                <w:color w:val="000000"/>
+                <w:sz w:val="16"/>
+              </w:rPr>
+              <w:t>Robo en lugar habitado</w:t>
             </w:r>
           </w:p>
         </w:tc>

--- a/pauta_focalizada_pcsp.docx
+++ b/pauta_focalizada_pcsp.docx
@@ -21,7 +21,7 @@
         <w:jc w:val="center"/>
       </w:pPr>
       <w:r>
-        <w:t>Periodo de análisis: 24-08-2026 al 20-09-2026</w:t>
+        <w:t>Periodo de análisis: 07-09-2026 al 04-10-2026</w:t>
       </w:r>
     </w:p>
     <w:p>
@@ -99,7 +99,7 @@
         <w:rPr>
           <w:b w:val="0"/>
         </w:rPr>
-        <w:t>Durante el periodo analizado se identificaron 199 eventos incorporados a la fórmula de priorización territorial PCSP ajustada. De ellos, 73 corresponden a las tres problemáticas con meta de patrullaje y 126 corresponden a delitos complementarios considerados internamente con menor peso técnico. Para efectos de planificación, verificación y cumplimiento de meta, la tabla siguiente muestra únicamente las tres problemáticas PCSP con meta en los cuadrantes focalizados; por eso el total verificable de la tabla corresponde a 57 eventos asociados a metas, mientras que el puntaje ponderado se mantiene como un criterio técnico interno de priorización.</w:t>
+        <w:t>Durante el periodo analizado se identificaron 205 eventos incorporados a la fórmula de priorización territorial PCSP ajustada. De ellos, 68 corresponden a las tres problemáticas con meta de patrullaje y 137 corresponden a delitos complementarios considerados internamente con menor peso técnico. Para efectos de planificación, verificación y cumplimiento de meta, la tabla siguiente muestra únicamente las tres problemáticas PCSP con meta en los cuadrantes focalizados; por eso el total verificable de la tabla corresponde a 57 eventos asociados a metas, mientras que el puntaje ponderado se mantiene como un criterio técnico interno de priorización.</w:t>
       </w:r>
     </w:p>
     <w:tbl>
@@ -285,7 +285,7 @@
                 <w:color w:val="000000"/>
                 <w:sz w:val="16"/>
               </w:rPr>
-              <w:t>217A</w:t>
+              <w:t>219</w:t>
             </w:r>
           </w:p>
         </w:tc>
@@ -305,6 +305,26 @@
                 <w:color w:val="000000"/>
                 <w:sz w:val="16"/>
               </w:rPr>
+              <w:t>1</w:t>
+            </w:r>
+          </w:p>
+        </w:tc>
+        <w:tc>
+          <w:tcPr>
+            <w:tcW w:type="dxa" w:w="1263"/>
+            <w:vAlign w:val="center"/>
+            <w:shd w:fill="FFFFFF"/>
+          </w:tcPr>
+          <w:p>
+            <w:pPr>
+              <w:spacing w:after="0"/>
+              <w:jc w:val="left"/>
+            </w:pPr>
+            <w:r>
+              <w:rPr>
+                <w:color w:val="000000"/>
+                <w:sz w:val="16"/>
+              </w:rPr>
               <w:t>5</w:t>
             </w:r>
           </w:p>
@@ -325,7 +345,7 @@
                 <w:color w:val="000000"/>
                 <w:sz w:val="16"/>
               </w:rPr>
-              <w:t>5</w:t>
+              <w:t>2</w:t>
             </w:r>
           </w:p>
         </w:tc>
@@ -345,7 +365,7 @@
                 <w:color w:val="000000"/>
                 <w:sz w:val="16"/>
               </w:rPr>
-              <w:t>1</w:t>
+              <w:t>8</w:t>
             </w:r>
           </w:p>
         </w:tc>
@@ -365,27 +385,7 @@
                 <w:color w:val="000000"/>
                 <w:sz w:val="16"/>
               </w:rPr>
-              <w:t>11</w:t>
-            </w:r>
-          </w:p>
-        </w:tc>
-        <w:tc>
-          <w:tcPr>
-            <w:tcW w:type="dxa" w:w="1263"/>
-            <w:vAlign w:val="center"/>
-            <w:shd w:fill="FFFFFF"/>
-          </w:tcPr>
-          <w:p>
-            <w:pPr>
-              <w:spacing w:after="0"/>
-              <w:jc w:val="left"/>
-            </w:pPr>
-            <w:r>
-              <w:rPr>
-                <w:color w:val="000000"/>
-                <w:sz w:val="16"/>
-              </w:rPr>
-              <w:t>124</w:t>
+              <w:t>102</w:t>
             </w:r>
           </w:p>
         </w:tc>
@@ -427,7 +427,7 @@
                 <w:color w:val="000000"/>
                 <w:sz w:val="16"/>
               </w:rPr>
-              <w:t>215C</w:t>
+              <w:t>217A</w:t>
             </w:r>
           </w:p>
         </w:tc>
@@ -447,7 +447,7 @@
                 <w:color w:val="000000"/>
                 <w:sz w:val="16"/>
               </w:rPr>
-              <w:t>7</w:t>
+              <w:t>3</w:t>
             </w:r>
           </w:p>
         </w:tc>
@@ -467,7 +467,7 @@
                 <w:color w:val="000000"/>
                 <w:sz w:val="16"/>
               </w:rPr>
-              <w:t>0</w:t>
+              <w:t>4</w:t>
             </w:r>
           </w:p>
         </w:tc>
@@ -487,7 +487,7 @@
                 <w:color w:val="000000"/>
                 <w:sz w:val="16"/>
               </w:rPr>
-              <w:t>0</w:t>
+              <w:t>1</w:t>
             </w:r>
           </w:p>
         </w:tc>
@@ -507,7 +507,7 @@
                 <w:color w:val="000000"/>
                 <w:sz w:val="16"/>
               </w:rPr>
-              <w:t>7</w:t>
+              <w:t>8</w:t>
             </w:r>
           </w:p>
         </w:tc>
@@ -527,7 +527,7 @@
                 <w:color w:val="000000"/>
                 <w:sz w:val="16"/>
               </w:rPr>
-              <w:t>80</w:t>
+              <w:t>100</w:t>
             </w:r>
           </w:p>
         </w:tc>
@@ -569,7 +569,7 @@
                 <w:color w:val="000000"/>
                 <w:sz w:val="16"/>
               </w:rPr>
-              <w:t>219</w:t>
+              <w:t>218C</w:t>
             </w:r>
           </w:p>
         </w:tc>
@@ -589,6 +589,46 @@
                 <w:color w:val="000000"/>
                 <w:sz w:val="16"/>
               </w:rPr>
+              <w:t>2</w:t>
+            </w:r>
+          </w:p>
+        </w:tc>
+        <w:tc>
+          <w:tcPr>
+            <w:tcW w:type="dxa" w:w="1263"/>
+            <w:vAlign w:val="center"/>
+            <w:shd w:fill="FFFFFF"/>
+          </w:tcPr>
+          <w:p>
+            <w:pPr>
+              <w:spacing w:after="0"/>
+              <w:jc w:val="left"/>
+            </w:pPr>
+            <w:r>
+              <w:rPr>
+                <w:color w:val="000000"/>
+                <w:sz w:val="16"/>
+              </w:rPr>
+              <w:t>3</w:t>
+            </w:r>
+          </w:p>
+        </w:tc>
+        <w:tc>
+          <w:tcPr>
+            <w:tcW w:type="dxa" w:w="1263"/>
+            <w:vAlign w:val="center"/>
+            <w:shd w:fill="FFFFFF"/>
+          </w:tcPr>
+          <w:p>
+            <w:pPr>
+              <w:spacing w:after="0"/>
+              <w:jc w:val="left"/>
+            </w:pPr>
+            <w:r>
+              <w:rPr>
+                <w:color w:val="000000"/>
+                <w:sz w:val="16"/>
+              </w:rPr>
               <w:t>1</w:t>
             </w:r>
           </w:p>
@@ -609,7 +649,7 @@
                 <w:color w:val="000000"/>
                 <w:sz w:val="16"/>
               </w:rPr>
-              <w:t>3</w:t>
+              <w:t>6</w:t>
             </w:r>
           </w:p>
         </w:tc>
@@ -629,7 +669,7 @@
                 <w:color w:val="000000"/>
                 <w:sz w:val="16"/>
               </w:rPr>
-              <w:t>2</w:t>
+              <w:t>112</w:t>
             </w:r>
           </w:p>
         </w:tc>
@@ -649,47 +689,7 @@
                 <w:color w:val="000000"/>
                 <w:sz w:val="16"/>
               </w:rPr>
-              <w:t>6</w:t>
-            </w:r>
-          </w:p>
-        </w:tc>
-        <w:tc>
-          <w:tcPr>
-            <w:tcW w:type="dxa" w:w="1263"/>
-            <w:vAlign w:val="center"/>
-            <w:shd w:fill="FFFFFF"/>
-          </w:tcPr>
-          <w:p>
-            <w:pPr>
-              <w:spacing w:after="0"/>
-              <w:jc w:val="left"/>
-            </w:pPr>
-            <w:r>
-              <w:rPr>
-                <w:color w:val="000000"/>
-                <w:sz w:val="16"/>
-              </w:rPr>
-              <w:t>82</w:t>
-            </w:r>
-          </w:p>
-        </w:tc>
-        <w:tc>
-          <w:tcPr>
-            <w:tcW w:type="dxa" w:w="1263"/>
-            <w:vAlign w:val="center"/>
-            <w:shd w:fill="FFFFFF"/>
-          </w:tcPr>
-          <w:p>
-            <w:pPr>
-              <w:spacing w:after="0"/>
-              <w:jc w:val="left"/>
-            </w:pPr>
-            <w:r>
-              <w:rPr>
-                <w:color w:val="000000"/>
-                <w:sz w:val="16"/>
-              </w:rPr>
-              <w:t>Móviles</w:t>
+              <w:t>Delta</w:t>
             </w:r>
           </w:p>
         </w:tc>
@@ -711,7 +711,7 @@
                 <w:color w:val="000000"/>
                 <w:sz w:val="16"/>
               </w:rPr>
-              <w:t>215B</w:t>
+              <w:t>218A</w:t>
             </w:r>
           </w:p>
         </w:tc>
@@ -731,6 +731,26 @@
                 <w:color w:val="000000"/>
                 <w:sz w:val="16"/>
               </w:rPr>
+              <w:t>2</w:t>
+            </w:r>
+          </w:p>
+        </w:tc>
+        <w:tc>
+          <w:tcPr>
+            <w:tcW w:type="dxa" w:w="1263"/>
+            <w:vAlign w:val="center"/>
+            <w:shd w:fill="FFFFFF"/>
+          </w:tcPr>
+          <w:p>
+            <w:pPr>
+              <w:spacing w:after="0"/>
+              <w:jc w:val="left"/>
+            </w:pPr>
+            <w:r>
+              <w:rPr>
+                <w:color w:val="000000"/>
+                <w:sz w:val="16"/>
+              </w:rPr>
               <w:t>3</w:t>
             </w:r>
           </w:p>
@@ -751,7 +771,7 @@
                 <w:color w:val="000000"/>
                 <w:sz w:val="16"/>
               </w:rPr>
-              <w:t>2</w:t>
+              <w:t>0</w:t>
             </w:r>
           </w:p>
         </w:tc>
@@ -771,7 +791,7 @@
                 <w:color w:val="000000"/>
                 <w:sz w:val="16"/>
               </w:rPr>
-              <w:t>0</w:t>
+              <w:t>5</w:t>
             </w:r>
           </w:p>
         </w:tc>
@@ -791,27 +811,7 @@
                 <w:color w:val="000000"/>
                 <w:sz w:val="16"/>
               </w:rPr>
-              <w:t>5</w:t>
-            </w:r>
-          </w:p>
-        </w:tc>
-        <w:tc>
-          <w:tcPr>
-            <w:tcW w:type="dxa" w:w="1263"/>
-            <w:vAlign w:val="center"/>
-            <w:shd w:fill="FFFFFF"/>
-          </w:tcPr>
-          <w:p>
-            <w:pPr>
-              <w:spacing w:after="0"/>
-              <w:jc w:val="left"/>
-            </w:pPr>
-            <w:r>
-              <w:rPr>
-                <w:color w:val="000000"/>
-                <w:sz w:val="16"/>
-              </w:rPr>
-              <w:t>66</w:t>
+              <w:t>68</w:t>
             </w:r>
           </w:p>
         </w:tc>
@@ -853,7 +853,7 @@
                 <w:color w:val="000000"/>
                 <w:sz w:val="16"/>
               </w:rPr>
-              <w:t>222A</w:t>
+              <w:t>221C</w:t>
             </w:r>
           </w:p>
         </w:tc>
@@ -873,7 +873,7 @@
                 <w:color w:val="000000"/>
                 <w:sz w:val="16"/>
               </w:rPr>
-              <w:t>2</w:t>
+              <w:t>0</w:t>
             </w:r>
           </w:p>
         </w:tc>
@@ -893,7 +893,7 @@
                 <w:color w:val="000000"/>
                 <w:sz w:val="16"/>
               </w:rPr>
-              <w:t>3</w:t>
+              <w:t>5</w:t>
             </w:r>
           </w:p>
         </w:tc>
@@ -953,7 +953,7 @@
                 <w:color w:val="000000"/>
                 <w:sz w:val="16"/>
               </w:rPr>
-              <w:t>66</w:t>
+              <w:t>64</w:t>
             </w:r>
           </w:p>
         </w:tc>
@@ -995,7 +995,7 @@
                 <w:color w:val="000000"/>
                 <w:sz w:val="16"/>
               </w:rPr>
-              <w:t>218B</w:t>
+              <w:t>215B</w:t>
             </w:r>
           </w:p>
         </w:tc>
@@ -1015,7 +1015,7 @@
                 <w:color w:val="000000"/>
                 <w:sz w:val="16"/>
               </w:rPr>
-              <w:t>2</w:t>
+              <w:t>1</w:t>
             </w:r>
           </w:p>
         </w:tc>
@@ -1055,7 +1055,7 @@
                 <w:color w:val="000000"/>
                 <w:sz w:val="16"/>
               </w:rPr>
-              <w:t>0</w:t>
+              <w:t>1</w:t>
             </w:r>
           </w:p>
         </w:tc>
@@ -1095,7 +1095,7 @@
                 <w:color w:val="000000"/>
                 <w:sz w:val="16"/>
               </w:rPr>
-              <w:t>58</w:t>
+              <w:t>56</w:t>
             </w:r>
           </w:p>
         </w:tc>
@@ -1115,7 +1115,7 @@
                 <w:color w:val="000000"/>
                 <w:sz w:val="16"/>
               </w:rPr>
-              <w:t>Motoristas</w:t>
+              <w:t>Móviles</w:t>
             </w:r>
           </w:p>
         </w:tc>
@@ -1137,7 +1137,7 @@
                 <w:color w:val="000000"/>
                 <w:sz w:val="16"/>
               </w:rPr>
-              <w:t>218A</w:t>
+              <w:t>216B</w:t>
             </w:r>
           </w:p>
         </w:tc>
@@ -1157,7 +1157,7 @@
                 <w:color w:val="000000"/>
                 <w:sz w:val="16"/>
               </w:rPr>
-              <w:t>2</w:t>
+              <w:t>1</w:t>
             </w:r>
           </w:p>
         </w:tc>
@@ -1177,7 +1177,7 @@
                 <w:color w:val="000000"/>
                 <w:sz w:val="16"/>
               </w:rPr>
-              <w:t>2</w:t>
+              <w:t>4</w:t>
             </w:r>
           </w:p>
         </w:tc>
@@ -1217,7 +1217,7 @@
                 <w:color w:val="000000"/>
                 <w:sz w:val="16"/>
               </w:rPr>
-              <w:t>4</w:t>
+              <w:t>5</w:t>
             </w:r>
           </w:p>
         </w:tc>
@@ -1237,7 +1237,7 @@
                 <w:color w:val="000000"/>
                 <w:sz w:val="16"/>
               </w:rPr>
-              <w:t>62</w:t>
+              <w:t>54</w:t>
             </w:r>
           </w:p>
         </w:tc>
@@ -1279,7 +1279,7 @@
                 <w:color w:val="000000"/>
                 <w:sz w:val="16"/>
               </w:rPr>
-              <w:t>223B</w:t>
+              <w:t>218B</w:t>
             </w:r>
           </w:p>
         </w:tc>
@@ -1299,7 +1299,7 @@
                 <w:color w:val="000000"/>
                 <w:sz w:val="16"/>
               </w:rPr>
-              <w:t>2</w:t>
+              <w:t>1</w:t>
             </w:r>
           </w:p>
         </w:tc>
@@ -1319,7 +1319,7 @@
                 <w:color w:val="000000"/>
                 <w:sz w:val="16"/>
               </w:rPr>
-              <w:t>2</w:t>
+              <w:t>3</w:t>
             </w:r>
           </w:p>
         </w:tc>
@@ -1379,7 +1379,7 @@
                 <w:color w:val="000000"/>
                 <w:sz w:val="16"/>
               </w:rPr>
-              <w:t>52</w:t>
+              <w:t>62</w:t>
             </w:r>
           </w:p>
         </w:tc>
@@ -1421,7 +1421,7 @@
                 <w:color w:val="000000"/>
                 <w:sz w:val="16"/>
               </w:rPr>
-              <w:t>215A</w:t>
+              <w:t>215C</w:t>
             </w:r>
           </w:p>
         </w:tc>
@@ -1441,7 +1441,7 @@
                 <w:color w:val="000000"/>
                 <w:sz w:val="16"/>
               </w:rPr>
-              <w:t>3</w:t>
+              <w:t>4</w:t>
             </w:r>
           </w:p>
         </w:tc>
@@ -1461,7 +1461,7 @@
                 <w:color w:val="000000"/>
                 <w:sz w:val="16"/>
               </w:rPr>
-              <w:t>1</w:t>
+              <w:t>0</w:t>
             </w:r>
           </w:p>
         </w:tc>
@@ -1521,7 +1521,7 @@
                 <w:color w:val="000000"/>
                 <w:sz w:val="16"/>
               </w:rPr>
-              <w:t>50</w:t>
+              <w:t>54</w:t>
             </w:r>
           </w:p>
         </w:tc>
@@ -1563,7 +1563,7 @@
                 <w:color w:val="000000"/>
                 <w:sz w:val="16"/>
               </w:rPr>
-              <w:t>221C</w:t>
+              <w:t>220B</w:t>
             </w:r>
           </w:p>
         </w:tc>
@@ -1603,7 +1603,7 @@
                 <w:color w:val="000000"/>
                 <w:sz w:val="16"/>
               </w:rPr>
-              <w:t>3</w:t>
+              <w:t>2</w:t>
             </w:r>
           </w:p>
         </w:tc>
@@ -1623,7 +1623,7 @@
                 <w:color w:val="000000"/>
                 <w:sz w:val="16"/>
               </w:rPr>
-              <w:t>0</w:t>
+              <w:t>1</w:t>
             </w:r>
           </w:p>
         </w:tc>
@@ -1663,7 +1663,7 @@
                 <w:color w:val="000000"/>
                 <w:sz w:val="16"/>
               </w:rPr>
-              <w:t>50</w:t>
+              <w:t>46</w:t>
             </w:r>
           </w:p>
         </w:tc>
@@ -1705,7 +1705,7 @@
                 <w:color w:val="000000"/>
                 <w:sz w:val="16"/>
               </w:rPr>
-              <w:t>218C</w:t>
+              <w:t>217B</w:t>
             </w:r>
           </w:p>
         </w:tc>
@@ -1725,6 +1725,26 @@
                 <w:color w:val="000000"/>
                 <w:sz w:val="16"/>
               </w:rPr>
+              <w:t>0</w:t>
+            </w:r>
+          </w:p>
+        </w:tc>
+        <w:tc>
+          <w:tcPr>
+            <w:tcW w:type="dxa" w:w="1263"/>
+            <w:vAlign w:val="center"/>
+            <w:shd w:fill="FFFFFF"/>
+          </w:tcPr>
+          <w:p>
+            <w:pPr>
+              <w:spacing w:after="0"/>
+              <w:jc w:val="left"/>
+            </w:pPr>
+            <w:r>
+              <w:rPr>
+                <w:color w:val="000000"/>
+                <w:sz w:val="16"/>
+              </w:rPr>
               <w:t>1</w:t>
             </w:r>
           </w:p>
@@ -1745,7 +1765,7 @@
                 <w:color w:val="000000"/>
                 <w:sz w:val="16"/>
               </w:rPr>
-              <w:t>0</w:t>
+              <w:t>2</w:t>
             </w:r>
           </w:p>
         </w:tc>
@@ -1765,7 +1785,7 @@
                 <w:color w:val="000000"/>
                 <w:sz w:val="16"/>
               </w:rPr>
-              <w:t>1</w:t>
+              <w:t>3</w:t>
             </w:r>
           </w:p>
         </w:tc>
@@ -1785,7 +1805,7 @@
                 <w:color w:val="000000"/>
                 <w:sz w:val="16"/>
               </w:rPr>
-              <w:t>2</w:t>
+              <w:t>46</w:t>
             </w:r>
           </w:p>
         </w:tc>
@@ -1805,27 +1825,7 @@
                 <w:color w:val="000000"/>
                 <w:sz w:val="16"/>
               </w:rPr>
-              <w:t>48</w:t>
-            </w:r>
-          </w:p>
-        </w:tc>
-        <w:tc>
-          <w:tcPr>
-            <w:tcW w:type="dxa" w:w="1263"/>
-            <w:vAlign w:val="center"/>
-            <w:shd w:fill="FFFFFF"/>
-          </w:tcPr>
-          <w:p>
-            <w:pPr>
-              <w:spacing w:after="0"/>
-              <w:jc w:val="left"/>
-            </w:pPr>
-            <w:r>
-              <w:rPr>
-                <w:color w:val="000000"/>
-                <w:sz w:val="16"/>
-              </w:rPr>
-              <w:t>Delta</w:t>
+              <w:t>Motoristas</w:t>
             </w:r>
           </w:p>
         </w:tc>
@@ -1867,7 +1867,7 @@
                 <w:color w:val="000000"/>
                 <w:sz w:val="16"/>
               </w:rPr>
-              <w:t>29</w:t>
+              <w:t>16</w:t>
             </w:r>
           </w:p>
         </w:tc>
@@ -1887,7 +1887,7 @@
                 <w:color w:val="000000"/>
                 <w:sz w:val="16"/>
               </w:rPr>
-              <w:t>24</w:t>
+              <w:t>33</w:t>
             </w:r>
           </w:p>
         </w:tc>
@@ -1907,7 +1907,7 @@
                 <w:color w:val="000000"/>
                 <w:sz w:val="16"/>
               </w:rPr>
-              <w:t>4</w:t>
+              <w:t>8</w:t>
             </w:r>
           </w:p>
         </w:tc>
@@ -1947,7 +1947,7 @@
                 <w:color w:val="000000"/>
                 <w:sz w:val="16"/>
               </w:rPr>
-              <w:t>738</w:t>
+              <w:t>764</w:t>
             </w:r>
           </w:p>
         </w:tc>
@@ -2010,7 +2010,7 @@
       <w:r>
         <w:drawing>
           <wp:inline xmlns:a="http://schemas.openxmlformats.org/drawingml/2006/main" xmlns:pic="http://schemas.openxmlformats.org/drawingml/2006/picture">
-            <wp:extent cx="5612130" cy="12244246"/>
+            <wp:extent cx="5612130" cy="8113888"/>
             <wp:docPr id="1" name="Picture 1"/>
             <wp:cNvGraphicFramePr>
               <a:graphicFrameLocks noChangeAspect="1"/>
@@ -2031,7 +2031,7 @@
                   <pic:spPr>
                     <a:xfrm>
                       <a:off x="0" y="0"/>
-                      <a:ext cx="5612130" cy="12244246"/>
+                      <a:ext cx="5612130" cy="8113888"/>
                     </a:xfrm>
                     <a:prstGeom prst="rect"/>
                   </pic:spPr>
@@ -2227,7 +2227,7 @@
                 <w:color w:val="000000"/>
                 <w:sz w:val="16"/>
               </w:rPr>
-              <w:t>Camilo José Cela &amp; Carmen Conde</w:t>
+              <w:t>Gustavo Eiffel &amp; Pje. Tucán</w:t>
             </w:r>
           </w:p>
         </w:tc>
@@ -2247,7 +2247,7 @@
                 <w:color w:val="000000"/>
                 <w:sz w:val="16"/>
               </w:rPr>
-              <w:t>Robos violentos</w:t>
+              <w:t>Robo en lugar habitado</w:t>
             </w:r>
           </w:p>
         </w:tc>
@@ -2309,7 +2309,7 @@
                 <w:color w:val="000000"/>
                 <w:sz w:val="16"/>
               </w:rPr>
-              <w:t>Parque El Golf Norte &amp; Pje. Jorge Guillen</w:t>
+              <w:t>Av. Longitudinal &amp; Pje. La Curruca</w:t>
             </w:r>
           </w:p>
         </w:tc>
@@ -2329,7 +2329,7 @@
                 <w:color w:val="000000"/>
                 <w:sz w:val="16"/>
               </w:rPr>
-              <w:t>Robos violentos</w:t>
+              <w:t>Alcohol y drogas en vía pública</w:t>
             </w:r>
           </w:p>
         </w:tc>
@@ -2391,7 +2391,7 @@
                 <w:color w:val="000000"/>
                 <w:sz w:val="16"/>
               </w:rPr>
-              <w:t>Amazonia &amp; Quisqueya</w:t>
+              <w:t>Camilo José Cela &amp; Carmen Conde</w:t>
             </w:r>
           </w:p>
         </w:tc>
@@ -2411,7 +2411,7 @@
                 <w:color w:val="000000"/>
                 <w:sz w:val="16"/>
               </w:rPr>
-              <w:t>Robo en lugar habitado</w:t>
+              <w:t>Robos violentos</w:t>
             </w:r>
           </w:p>
         </w:tc>
@@ -2473,171 +2473,7 @@
                 <w:color w:val="000000"/>
                 <w:sz w:val="16"/>
               </w:rPr>
-              <w:t>Av. El Descanso &amp; Gustavo Eiffel</w:t>
-            </w:r>
-          </w:p>
-        </w:tc>
-        <w:tc>
-          <w:tcPr>
-            <w:tcW w:type="dxa" w:w="2952"/>
-            <w:vAlign w:val="center"/>
-            <w:shd w:fill="FFFFFF"/>
-          </w:tcPr>
-          <w:p>
-            <w:pPr>
-              <w:spacing w:after="0"/>
-              <w:jc w:val="left"/>
-            </w:pPr>
-            <w:r>
-              <w:rPr>
-                <w:color w:val="000000"/>
-                <w:sz w:val="16"/>
-              </w:rPr>
-              <w:t>Robos violentos</w:t>
-            </w:r>
-          </w:p>
-        </w:tc>
-      </w:tr>
-      <w:tr>
-        <w:tc>
-          <w:tcPr>
-            <w:tcW w:type="dxa" w:w="1037"/>
-            <w:vAlign w:val="center"/>
-            <w:shd w:fill="FFFFFF"/>
-          </w:tcPr>
-          <w:p>
-            <w:pPr>
-              <w:spacing w:after="0"/>
-              <w:jc w:val="left"/>
-            </w:pPr>
-            <w:r>
-              <w:rPr>
-                <w:color w:val="000000"/>
-                <w:sz w:val="16"/>
-              </w:rPr>
-              <w:t>215B</w:t>
-            </w:r>
-          </w:p>
-        </w:tc>
-        <w:tc>
-          <w:tcPr>
-            <w:tcW w:type="dxa" w:w="662"/>
-            <w:vAlign w:val="center"/>
-            <w:shd w:fill="FFFFFF"/>
-          </w:tcPr>
-          <w:p>
-            <w:pPr>
-              <w:spacing w:after="0"/>
-              <w:jc w:val="left"/>
-            </w:pPr>
-            <w:r>
-              <w:rPr>
-                <w:color w:val="000000"/>
-                <w:sz w:val="16"/>
-              </w:rPr>
-              <w:t>5</w:t>
-            </w:r>
-          </w:p>
-        </w:tc>
-        <w:tc>
-          <w:tcPr>
-            <w:tcW w:type="dxa" w:w="4680"/>
-            <w:vAlign w:val="center"/>
-            <w:shd w:fill="FFFFFF"/>
-          </w:tcPr>
-          <w:p>
-            <w:pPr>
-              <w:spacing w:after="0"/>
-              <w:jc w:val="left"/>
-            </w:pPr>
-            <w:r>
-              <w:rPr>
-                <w:color w:val="000000"/>
-                <w:sz w:val="16"/>
-              </w:rPr>
-              <w:t>Av. Marta Ossa Ruiz &amp; Pje. San Juan</w:t>
-            </w:r>
-          </w:p>
-        </w:tc>
-        <w:tc>
-          <w:tcPr>
-            <w:tcW w:type="dxa" w:w="2952"/>
-            <w:vAlign w:val="center"/>
-            <w:shd w:fill="FFFFFF"/>
-          </w:tcPr>
-          <w:p>
-            <w:pPr>
-              <w:spacing w:after="0"/>
-              <w:jc w:val="left"/>
-            </w:pPr>
-            <w:r>
-              <w:rPr>
-                <w:color w:val="000000"/>
-                <w:sz w:val="16"/>
-              </w:rPr>
-              <w:t>Robos violentos</w:t>
-            </w:r>
-          </w:p>
-        </w:tc>
-      </w:tr>
-      <w:tr>
-        <w:tc>
-          <w:tcPr>
-            <w:tcW w:type="dxa" w:w="1037"/>
-            <w:vAlign w:val="center"/>
-            <w:shd w:fill="FFFFFF"/>
-          </w:tcPr>
-          <w:p>
-            <w:pPr>
-              <w:spacing w:after="0"/>
-              <w:jc w:val="left"/>
-            </w:pPr>
-            <w:r>
-              <w:rPr>
-                <w:color w:val="000000"/>
-                <w:sz w:val="16"/>
-              </w:rPr>
-              <w:t>215B</w:t>
-            </w:r>
-          </w:p>
-        </w:tc>
-        <w:tc>
-          <w:tcPr>
-            <w:tcW w:type="dxa" w:w="662"/>
-            <w:vAlign w:val="center"/>
-            <w:shd w:fill="FFFFFF"/>
-          </w:tcPr>
-          <w:p>
-            <w:pPr>
-              <w:spacing w:after="0"/>
-              <w:jc w:val="left"/>
-            </w:pPr>
-            <w:r>
-              <w:rPr>
-                <w:color w:val="000000"/>
-                <w:sz w:val="16"/>
-              </w:rPr>
-              <w:t>6</w:t>
-            </w:r>
-          </w:p>
-        </w:tc>
-        <w:tc>
-          <w:tcPr>
-            <w:tcW w:type="dxa" w:w="4680"/>
-            <w:vAlign w:val="center"/>
-            <w:shd w:fill="FFFFFF"/>
-          </w:tcPr>
-          <w:p>
-            <w:pPr>
-              <w:spacing w:after="0"/>
-              <w:jc w:val="left"/>
-            </w:pPr>
-            <w:r>
-              <w:rPr>
-                <w:color w:val="000000"/>
-                <w:sz w:val="16"/>
-              </w:rPr>
-              <w:t>Arquitecto Héctor Mardones &amp; Francisco De Ulloa</w:t>
+              <w:t>Jacinto Benavente &amp; Marqués De Santillana</w:t>
             </w:r>
           </w:p>
         </w:tc>
@@ -2682,7 +2518,7 @@
                 <w:color w:val="000000"/>
                 <w:sz w:val="16"/>
               </w:rPr>
-              <w:t>215C</w:t>
+              <w:t>217A</w:t>
             </w:r>
           </w:p>
         </w:tc>
@@ -2728,7 +2564,7 @@
                 <w:color w:val="000000"/>
                 <w:sz w:val="16"/>
               </w:rPr>
-              <w:t>Pje. Encarnación &amp; Pje. Vía Appia</w:t>
+              <w:t>Anunciación &amp; Pje. Karin</w:t>
             </w:r>
           </w:p>
         </w:tc>
@@ -2751,7 +2587,7 @@
                 <w:color w:val="000000"/>
                 <w:sz w:val="16"/>
               </w:rPr>
-              <w:t>Robos violentos</w:t>
+              <w:t>Robo en lugar habitado</w:t>
             </w:r>
           </w:p>
         </w:tc>
@@ -2773,7 +2609,7 @@
                 <w:color w:val="000000"/>
                 <w:sz w:val="16"/>
               </w:rPr>
-              <w:t>215C</w:t>
+              <w:t>217A</w:t>
             </w:r>
           </w:p>
         </w:tc>
@@ -2813,7 +2649,7 @@
                 <w:color w:val="000000"/>
                 <w:sz w:val="16"/>
               </w:rPr>
-              <w:t>Av. Isabel Riquelme &amp; Av. Segunda Transversal</w:t>
+              <w:t>Primera Transversal &amp; Rafael Riesco</w:t>
             </w:r>
           </w:p>
         </w:tc>
@@ -2855,7 +2691,7 @@
                 <w:color w:val="000000"/>
                 <w:sz w:val="16"/>
               </w:rPr>
-              <w:t>215C</w:t>
+              <w:t>217A</w:t>
             </w:r>
           </w:p>
         </w:tc>
@@ -2895,7 +2731,7 @@
                 <w:color w:val="000000"/>
                 <w:sz w:val="16"/>
               </w:rPr>
-              <w:t>El Huerto &amp; Las Palomas De San José</w:t>
+              <w:t>El Greco &amp; Pje. Nº2</w:t>
             </w:r>
           </w:p>
         </w:tc>
@@ -2915,7 +2751,7 @@
                 <w:color w:val="000000"/>
                 <w:sz w:val="16"/>
               </w:rPr>
-              <w:t>Robos violentos</w:t>
+              <w:t>Robo en lugar habitado</w:t>
             </w:r>
           </w:p>
         </w:tc>
@@ -2937,7 +2773,7 @@
                 <w:color w:val="000000"/>
                 <w:sz w:val="16"/>
               </w:rPr>
-              <w:t>215C</w:t>
+              <w:t>217A</w:t>
             </w:r>
           </w:p>
         </w:tc>
@@ -2977,7 +2813,7 @@
                 <w:color w:val="000000"/>
                 <w:sz w:val="16"/>
               </w:rPr>
-              <w:t>Berkley &amp; Miami</w:t>
+              <w:t>Acuario &amp; Aries</w:t>
             </w:r>
           </w:p>
         </w:tc>
@@ -2997,7 +2833,7 @@
                 <w:color w:val="000000"/>
                 <w:sz w:val="16"/>
               </w:rPr>
-              <w:t>Robos violentos</w:t>
+              <w:t>Robo en lugar habitado</w:t>
             </w:r>
           </w:p>
         </w:tc>
@@ -3019,7 +2855,7 @@
                 <w:color w:val="000000"/>
                 <w:sz w:val="16"/>
               </w:rPr>
-              <w:t>215C</w:t>
+              <w:t>217A</w:t>
             </w:r>
           </w:p>
         </w:tc>
@@ -3059,7 +2895,7 @@
                 <w:color w:val="000000"/>
                 <w:sz w:val="16"/>
               </w:rPr>
-              <w:t>Av. Simón Bolívar &amp; Av. Sta. Corina</w:t>
+              <w:t>Pamela &amp; Pje. Conde De La Comquista</w:t>
             </w:r>
           </w:p>
         </w:tc>
@@ -3079,7 +2915,89 @@
                 <w:color w:val="000000"/>
                 <w:sz w:val="16"/>
               </w:rPr>
-              <w:t>Robos violentos</w:t>
+              <w:t>Alcohol y drogas en vía pública</w:t>
+            </w:r>
+          </w:p>
+        </w:tc>
+      </w:tr>
+      <w:tr>
+        <w:tc>
+          <w:tcPr>
+            <w:tcW w:type="dxa" w:w="1037"/>
+            <w:vAlign w:val="center"/>
+            <w:shd w:fill="FFFFFF"/>
+          </w:tcPr>
+          <w:p>
+            <w:pPr>
+              <w:spacing w:after="0"/>
+              <w:jc w:val="left"/>
+            </w:pPr>
+            <w:r>
+              <w:rPr>
+                <w:color w:val="000000"/>
+                <w:sz w:val="16"/>
+              </w:rPr>
+              <w:t>217A</w:t>
+            </w:r>
+          </w:p>
+        </w:tc>
+        <w:tc>
+          <w:tcPr>
+            <w:tcW w:type="dxa" w:w="662"/>
+            <w:vAlign w:val="center"/>
+            <w:shd w:fill="FFFFFF"/>
+          </w:tcPr>
+          <w:p>
+            <w:pPr>
+              <w:spacing w:after="0"/>
+              <w:jc w:val="left"/>
+            </w:pPr>
+            <w:r>
+              <w:rPr>
+                <w:color w:val="000000"/>
+                <w:sz w:val="16"/>
+              </w:rPr>
+              <w:t>6</w:t>
+            </w:r>
+          </w:p>
+        </w:tc>
+        <w:tc>
+          <w:tcPr>
+            <w:tcW w:type="dxa" w:w="4680"/>
+            <w:vAlign w:val="center"/>
+            <w:shd w:fill="FFFFFF"/>
+          </w:tcPr>
+          <w:p>
+            <w:pPr>
+              <w:spacing w:after="0"/>
+              <w:jc w:val="left"/>
+            </w:pPr>
+            <w:r>
+              <w:rPr>
+                <w:color w:val="000000"/>
+                <w:sz w:val="16"/>
+              </w:rPr>
+              <w:t>1 Sur &amp; Primera Transversal</w:t>
+            </w:r>
+          </w:p>
+        </w:tc>
+        <w:tc>
+          <w:tcPr>
+            <w:tcW w:type="dxa" w:w="2952"/>
+            <w:vAlign w:val="center"/>
+            <w:shd w:fill="FFFFFF"/>
+          </w:tcPr>
+          <w:p>
+            <w:pPr>
+              <w:spacing w:after="0"/>
+              <w:jc w:val="left"/>
+            </w:pPr>
+            <w:r>
+              <w:rPr>
+                <w:color w:val="000000"/>
+                <w:sz w:val="16"/>
+              </w:rPr>
+              <w:t>Robo en lugar habitado</w:t>
             </w:r>
           </w:p>
         </w:tc>
@@ -3104,7 +3022,7 @@
                 <w:color w:val="000000"/>
                 <w:sz w:val="16"/>
               </w:rPr>
-              <w:t>217A</w:t>
+              <w:t>218A</w:t>
             </w:r>
           </w:p>
         </w:tc>
@@ -3150,7 +3068,7 @@
                 <w:color w:val="000000"/>
                 <w:sz w:val="16"/>
               </w:rPr>
-              <w:t>Anunciación &amp; Pje. Karin</w:t>
+              <w:t>Av. De La Victoria &amp; Maipú</w:t>
             </w:r>
           </w:p>
         </w:tc>
@@ -3195,7 +3113,7 @@
                 <w:color w:val="000000"/>
                 <w:sz w:val="16"/>
               </w:rPr>
-              <w:t>217A</w:t>
+              <w:t>218A</w:t>
             </w:r>
           </w:p>
         </w:tc>
@@ -3235,7 +3153,7 @@
                 <w:color w:val="000000"/>
                 <w:sz w:val="16"/>
               </w:rPr>
-              <w:t>Carlos Cruz &amp; Los Guerrilleros</w:t>
+              <w:t>El Porvenir &amp; Miraflores</w:t>
             </w:r>
           </w:p>
         </w:tc>
@@ -3277,7 +3195,7 @@
                 <w:color w:val="000000"/>
                 <w:sz w:val="16"/>
               </w:rPr>
-              <w:t>217A</w:t>
+              <w:t>218A</w:t>
             </w:r>
           </w:p>
         </w:tc>
@@ -3317,7 +3235,7 @@
                 <w:color w:val="000000"/>
                 <w:sz w:val="16"/>
               </w:rPr>
-              <w:t>Luis Gandarillas &amp; Pdte. Kennedy</w:t>
+              <w:t>Gral. San Martín &amp; Pje. Las Montañas</w:t>
             </w:r>
           </w:p>
         </w:tc>
@@ -3359,7 +3277,7 @@
                 <w:color w:val="000000"/>
                 <w:sz w:val="16"/>
               </w:rPr>
-              <w:t>217A</w:t>
+              <w:t>218A</w:t>
             </w:r>
           </w:p>
         </w:tc>
@@ -3399,7 +3317,7 @@
                 <w:color w:val="000000"/>
                 <w:sz w:val="16"/>
               </w:rPr>
-              <w:t>1 Sur &amp; El Sol</w:t>
+              <w:t>Libertador Bernardo O'Higgins &amp; Manuel Rodríguez</w:t>
             </w:r>
           </w:p>
         </w:tc>
@@ -3419,7 +3337,7 @@
                 <w:color w:val="000000"/>
                 <w:sz w:val="16"/>
               </w:rPr>
-              <w:t>Robos violentos</w:t>
+              <w:t>Robo en lugar habitado</w:t>
             </w:r>
           </w:p>
         </w:tc>
@@ -3441,7 +3359,7 @@
                 <w:color w:val="000000"/>
                 <w:sz w:val="16"/>
               </w:rPr>
-              <w:t>217A</w:t>
+              <w:t>218A</w:t>
             </w:r>
           </w:p>
         </w:tc>
@@ -3481,7 +3399,7 @@
                 <w:color w:val="000000"/>
                 <w:sz w:val="16"/>
               </w:rPr>
-              <w:t>Pamela &amp; Pje. Conde De La Comquista</w:t>
+              <w:t>Argentina &amp; Av. Los Pajaritos</w:t>
             </w:r>
           </w:p>
         </w:tc>
@@ -3501,7 +3419,7 @@
                 <w:color w:val="000000"/>
                 <w:sz w:val="16"/>
               </w:rPr>
-              <w:t>Alcohol y drogas en vía pública</w:t>
+              <w:t>Robo en lugar habitado</w:t>
             </w:r>
           </w:p>
         </w:tc>
@@ -3523,7 +3441,7 @@
                 <w:color w:val="000000"/>
                 <w:sz w:val="16"/>
               </w:rPr>
-              <w:t>217A</w:t>
+              <w:t>218A</w:t>
             </w:r>
           </w:p>
         </w:tc>
@@ -3563,7 +3481,7 @@
                 <w:color w:val="000000"/>
                 <w:sz w:val="16"/>
               </w:rPr>
-              <w:t>Av. Américo Vespucio &amp; Pje. Las Cureñas</w:t>
+              <w:t>Av. Los Pajaritos &amp; Pje. Elena Revuelta</w:t>
             </w:r>
           </w:p>
         </w:tc>
@@ -3583,7 +3501,7 @@
                 <w:color w:val="000000"/>
                 <w:sz w:val="16"/>
               </w:rPr>
-              <w:t>Robos violentos</w:t>
+              <w:t>Robo en lugar habitado</w:t>
             </w:r>
           </w:p>
         </w:tc>
@@ -3654,7 +3572,7 @@
                 <w:color w:val="000000"/>
                 <w:sz w:val="16"/>
               </w:rPr>
-              <w:t>Pje. Las Quinchas &amp; Pje. Los Zarzales</w:t>
+              <w:t>Diego Barros Ortiz &amp; Pje. Monjas Francesas</w:t>
             </w:r>
           </w:p>
         </w:tc>
@@ -3677,7 +3595,7 @@
                 <w:color w:val="000000"/>
                 <w:sz w:val="16"/>
               </w:rPr>
-              <w:t>Robos violentos</w:t>
+              <w:t>Robo en lugar habitado</w:t>
             </w:r>
           </w:p>
         </w:tc>
@@ -3739,7 +3657,7 @@
                 <w:color w:val="000000"/>
                 <w:sz w:val="16"/>
               </w:rPr>
-              <w:t>Carlos Gardel &amp; El Huaso</w:t>
+              <w:t>Av. 3 Poniente &amp; Campanario</w:t>
             </w:r>
           </w:p>
         </w:tc>
@@ -3821,7 +3739,7 @@
                 <w:color w:val="000000"/>
                 <w:sz w:val="16"/>
               </w:rPr>
-              <w:t>Av. 3 Poniente &amp; José Manuel Borgoño</w:t>
+              <w:t>Av. 3 Poniente &amp; Av. Portales</w:t>
             </w:r>
           </w:p>
         </w:tc>
@@ -3903,7 +3821,7 @@
                 <w:color w:val="000000"/>
                 <w:sz w:val="16"/>
               </w:rPr>
-              <w:t>Av. El Olimpo &amp; Medialuna</w:t>
+              <w:t>Av. Portales &amp; Pje. Los Zorzales</w:t>
             </w:r>
           </w:p>
         </w:tc>
@@ -3923,7 +3841,7 @@
                 <w:color w:val="000000"/>
                 <w:sz w:val="16"/>
               </w:rPr>
-              <w:t>Alcohol y drogas en vía pública</w:t>
+              <w:t>Robo en lugar habitado</w:t>
             </w:r>
           </w:p>
         </w:tc>
@@ -3985,7 +3903,7 @@
                 <w:color w:val="000000"/>
                 <w:sz w:val="16"/>
               </w:rPr>
-              <w:t>Escuela Militar &amp; Maipú</w:t>
+              <w:t>Pje. Las Quinchas &amp; Pje. Los Zarzales</w:t>
             </w:r>
           </w:p>
         </w:tc>
@@ -4005,7 +3923,7 @@
                 <w:color w:val="000000"/>
                 <w:sz w:val="16"/>
               </w:rPr>
-              <w:t>Robo en lugar habitado</w:t>
+              <w:t>Robos violentos</w:t>
             </w:r>
           </w:p>
         </w:tc>
@@ -4067,7 +3985,7 @@
                 <w:color w:val="000000"/>
                 <w:sz w:val="16"/>
               </w:rPr>
-              <w:t>Pje. Caliz De Plata &amp; Universidad Católica</w:t>
+              <w:t>Av. El Olimpo &amp; Medialuna</w:t>
             </w:r>
           </w:p>
         </w:tc>
@@ -4087,7 +4005,7 @@
                 <w:color w:val="000000"/>
                 <w:sz w:val="16"/>
               </w:rPr>
-              <w:t>Robo en lugar habitado</w:t>
+              <w:t>Alcohol y drogas en vía pública</w:t>
             </w:r>
           </w:p>
         </w:tc>
@@ -4112,7 +4030,7 @@
                 <w:color w:val="000000"/>
                 <w:sz w:val="16"/>
               </w:rPr>
-              <w:t>222A</w:t>
+              <w:t>221C</w:t>
             </w:r>
           </w:p>
         </w:tc>
@@ -4158,7 +4076,7 @@
                 <w:color w:val="000000"/>
                 <w:sz w:val="16"/>
               </w:rPr>
-              <w:t>Av. Américo Vespucio &amp; Pje. Abdón Cifuentes</w:t>
+              <w:t>Av. El Olimpo &amp; Pje. Nido De Águilas</w:t>
             </w:r>
           </w:p>
         </w:tc>
@@ -4181,7 +4099,7 @@
                 <w:color w:val="000000"/>
                 <w:sz w:val="16"/>
               </w:rPr>
-              <w:t>Robos violentos</w:t>
+              <w:t>Robo en lugar habitado</w:t>
             </w:r>
           </w:p>
         </w:tc>
@@ -4203,7 +4121,7 @@
                 <w:color w:val="000000"/>
                 <w:sz w:val="16"/>
               </w:rPr>
-              <w:t>222A</w:t>
+              <w:t>221C</w:t>
             </w:r>
           </w:p>
         </w:tc>
@@ -4243,7 +4161,7 @@
                 <w:color w:val="000000"/>
                 <w:sz w:val="16"/>
               </w:rPr>
-              <w:t>Los Poemas &amp; Primo De Rivera</w:t>
+              <w:t>Av. Nueva San Martín &amp; Del Rey</w:t>
             </w:r>
           </w:p>
         </w:tc>
@@ -4285,7 +4203,7 @@
                 <w:color w:val="000000"/>
                 <w:sz w:val="16"/>
               </w:rPr>
-              <w:t>222A</w:t>
+              <w:t>221C</w:t>
             </w:r>
           </w:p>
         </w:tc>
@@ -4325,7 +4243,7 @@
                 <w:color w:val="000000"/>
                 <w:sz w:val="16"/>
               </w:rPr>
-              <w:t>Pje. Los Metalúrgicos &amp; Primo De Rivera</w:t>
+              <w:t>Los Diamantes &amp; Pje. Javier De La Rosa</w:t>
             </w:r>
           </w:p>
         </w:tc>
@@ -4367,7 +4285,7 @@
                 <w:color w:val="000000"/>
                 <w:sz w:val="16"/>
               </w:rPr>
-              <w:t>222A</w:t>
+              <w:t>221C</w:t>
             </w:r>
           </w:p>
         </w:tc>
@@ -4407,7 +4325,7 @@
                 <w:color w:val="000000"/>
                 <w:sz w:val="16"/>
               </w:rPr>
-              <w:t>Alfonso Vial &amp; Pje. Los Laminadores</w:t>
+              <w:t>Luis Hernández Parker &amp; Pje. Hugo Silva Endeiza</w:t>
             </w:r>
           </w:p>
         </w:tc>
@@ -4449,7 +4367,7 @@
                 <w:color w:val="000000"/>
                 <w:sz w:val="16"/>
               </w:rPr>
-              <w:t>222A</w:t>
+              <w:t>221C</w:t>
             </w:r>
           </w:p>
         </w:tc>
@@ -4489,7 +4407,7 @@
                 <w:color w:val="000000"/>
                 <w:sz w:val="16"/>
               </w:rPr>
-              <w:t>Alaska &amp; Av. Segunda Transversal</w:t>
+              <w:t>Los Diamantes &amp; Pje. Alfonso Reyes Mesa</w:t>
             </w:r>
           </w:p>
         </w:tc>
@@ -4531,7 +4449,7 @@
                 <w:color w:val="000000"/>
                 <w:sz w:val="16"/>
               </w:rPr>
-              <w:t>222A</w:t>
+              <w:t>221C</w:t>
             </w:r>
           </w:p>
         </w:tc>
@@ -4571,7 +4489,7 @@
                 <w:color w:val="000000"/>
                 <w:sz w:val="16"/>
               </w:rPr>
-              <w:t>Alaska &amp; Yugoslavia</w:t>
+              <w:t>Andrés Amenabar Vergara &amp; Hermógenes Pérez De Arce</w:t>
             </w:r>
           </w:p>
         </w:tc>
@@ -4733,7 +4651,7 @@
                 <w:color w:val="000000"/>
                 <w:sz w:val="16"/>
               </w:rPr>
-              <w:t>215A</w:t>
+              <w:t>215C</w:t>
             </w:r>
           </w:p>
         </w:tc>
@@ -4773,7 +4691,7 @@
                 <w:color w:val="000000"/>
                 <w:sz w:val="16"/>
               </w:rPr>
-              <w:t>Av. Américo Vespucio &amp; Av. Arquitecto Hugo Bravo</w:t>
+              <w:t>Manchester &amp; Orleans</w:t>
             </w:r>
           </w:p>
         </w:tc>
@@ -4815,7 +4733,7 @@
                 <w:color w:val="000000"/>
                 <w:sz w:val="16"/>
               </w:rPr>
-              <w:t>215A</w:t>
+              <w:t>215C</w:t>
             </w:r>
           </w:p>
         </w:tc>
@@ -4855,7 +4773,7 @@
                 <w:color w:val="000000"/>
                 <w:sz w:val="16"/>
               </w:rPr>
-              <w:t>Av. Arquitecto Hugo Bravo &amp; Gustavo Eiffel</w:t>
+              <w:t>Berkley &amp; Miami</w:t>
             </w:r>
           </w:p>
         </w:tc>
@@ -4897,7 +4815,7 @@
                 <w:color w:val="000000"/>
                 <w:sz w:val="16"/>
               </w:rPr>
-              <w:t>215A</w:t>
+              <w:t>215C</w:t>
             </w:r>
           </w:p>
         </w:tc>
@@ -4937,7 +4855,7 @@
                 <w:color w:val="000000"/>
                 <w:sz w:val="16"/>
               </w:rPr>
-              <w:t>Leonardo Da Vinci &amp; Pje. Rafael Sanzio</w:t>
+              <w:t>Av. Los Pajaritos &amp; Pje. Pilatos</w:t>
             </w:r>
           </w:p>
         </w:tc>
@@ -4979,7 +4897,7 @@
                 <w:color w:val="000000"/>
                 <w:sz w:val="16"/>
               </w:rPr>
-              <w:t>215A</w:t>
+              <w:t>215C</w:t>
             </w:r>
           </w:p>
         </w:tc>
@@ -5019,7 +4937,7 @@
                 <w:color w:val="000000"/>
                 <w:sz w:val="16"/>
               </w:rPr>
-              <w:t>Av. Los Pajaritos &amp; Corredor Transantiago Pajaritos</w:t>
+              <w:t>Av. Los Pajaritos &amp; Pje. Los Apóstoles</w:t>
             </w:r>
           </w:p>
         </w:tc>
@@ -5061,7 +4979,7 @@
                 <w:color w:val="000000"/>
                 <w:sz w:val="16"/>
               </w:rPr>
-              <w:t>215A</w:t>
+              <w:t>215C</w:t>
             </w:r>
           </w:p>
         </w:tc>
@@ -5101,7 +5019,89 @@
                 <w:color w:val="000000"/>
                 <w:sz w:val="16"/>
               </w:rPr>
-              <w:t>Av. Los Pajaritos &amp; Escritor Jorge Inostroza</w:t>
+              <w:t>Av. Las Torres &amp; Av. Simón Bolívar</w:t>
+            </w:r>
+          </w:p>
+        </w:tc>
+        <w:tc>
+          <w:tcPr>
+            <w:tcW w:type="dxa" w:w="2952"/>
+            <w:vAlign w:val="center"/>
+            <w:shd w:fill="FFFFFF"/>
+          </w:tcPr>
+          <w:p>
+            <w:pPr>
+              <w:spacing w:after="0"/>
+              <w:jc w:val="left"/>
+            </w:pPr>
+            <w:r>
+              <w:rPr>
+                <w:color w:val="000000"/>
+                <w:sz w:val="16"/>
+              </w:rPr>
+              <w:t>Robos violentos</w:t>
+            </w:r>
+          </w:p>
+        </w:tc>
+      </w:tr>
+      <w:tr>
+        <w:tc>
+          <w:tcPr>
+            <w:tcW w:type="dxa" w:w="1037"/>
+            <w:vAlign w:val="center"/>
+            <w:shd w:fill="FFFFFF"/>
+          </w:tcPr>
+          <w:p>
+            <w:pPr>
+              <w:spacing w:after="0"/>
+              <w:jc w:val="left"/>
+            </w:pPr>
+            <w:r>
+              <w:rPr>
+                <w:color w:val="000000"/>
+                <w:sz w:val="16"/>
+              </w:rPr>
+              <w:t>215C</w:t>
+            </w:r>
+          </w:p>
+        </w:tc>
+        <w:tc>
+          <w:tcPr>
+            <w:tcW w:type="dxa" w:w="662"/>
+            <w:vAlign w:val="center"/>
+            <w:shd w:fill="FFFFFF"/>
+          </w:tcPr>
+          <w:p>
+            <w:pPr>
+              <w:spacing w:after="0"/>
+              <w:jc w:val="left"/>
+            </w:pPr>
+            <w:r>
+              <w:rPr>
+                <w:color w:val="000000"/>
+                <w:sz w:val="16"/>
+              </w:rPr>
+              <w:t>6</w:t>
+            </w:r>
+          </w:p>
+        </w:tc>
+        <w:tc>
+          <w:tcPr>
+            <w:tcW w:type="dxa" w:w="4680"/>
+            <w:vAlign w:val="center"/>
+            <w:shd w:fill="FFFFFF"/>
+          </w:tcPr>
+          <w:p>
+            <w:pPr>
+              <w:spacing w:after="0"/>
+              <w:jc w:val="left"/>
+            </w:pPr>
+            <w:r>
+              <w:rPr>
+                <w:color w:val="000000"/>
+                <w:sz w:val="16"/>
+              </w:rPr>
+              <w:t>Av. Simón Bolívar &amp; Av. Sta. Corina</w:t>
             </w:r>
           </w:p>
         </w:tc>
@@ -5146,7 +5146,7 @@
                 <w:color w:val="000000"/>
                 <w:sz w:val="16"/>
               </w:rPr>
-              <w:t>218A</w:t>
+              <w:t>216B</w:t>
             </w:r>
           </w:p>
         </w:tc>
@@ -5192,7 +5192,7 @@
                 <w:color w:val="000000"/>
                 <w:sz w:val="16"/>
               </w:rPr>
-              <w:t>Av. Los Pajaritos &amp; Pje. Laura Llona</w:t>
+              <w:t>De La Música &amp; Pje. Los Tenores</w:t>
             </w:r>
           </w:p>
         </w:tc>
@@ -5215,7 +5215,7 @@
                 <w:color w:val="000000"/>
                 <w:sz w:val="16"/>
               </w:rPr>
-              <w:t>Robos violentos</w:t>
+              <w:t>Robo en lugar habitado</w:t>
             </w:r>
           </w:p>
         </w:tc>
@@ -5237,7 +5237,7 @@
                 <w:color w:val="000000"/>
                 <w:sz w:val="16"/>
               </w:rPr>
-              <w:t>218A</w:t>
+              <w:t>216B</w:t>
             </w:r>
           </w:p>
         </w:tc>
@@ -5277,7 +5277,7 @@
                 <w:color w:val="000000"/>
                 <w:sz w:val="16"/>
               </w:rPr>
-              <w:t>Libertador Bernardo O'Higgins &amp; Pje. Carrera Pinto</w:t>
+              <w:t>Batalla De Chorrillos &amp; Pdte. Jorge Alessandri Rodríguez</w:t>
             </w:r>
           </w:p>
         </w:tc>
@@ -5319,7 +5319,7 @@
                 <w:color w:val="000000"/>
                 <w:sz w:val="16"/>
               </w:rPr>
-              <w:t>218A</w:t>
+              <w:t>216B</w:t>
             </w:r>
           </w:p>
         </w:tc>
@@ -5359,7 +5359,7 @@
                 <w:color w:val="000000"/>
                 <w:sz w:val="16"/>
               </w:rPr>
-              <w:t>Gral. San Martín &amp; Pje. Don Emilio</w:t>
+              <w:t>Los Copihues &amp; Los Jardines De Maipú</w:t>
             </w:r>
           </w:p>
         </w:tc>
@@ -5401,7 +5401,7 @@
                 <w:color w:val="000000"/>
                 <w:sz w:val="16"/>
               </w:rPr>
-              <w:t>218A</w:t>
+              <w:t>216B</w:t>
             </w:r>
           </w:p>
         </w:tc>
@@ -5441,7 +5441,7 @@
                 <w:color w:val="000000"/>
                 <w:sz w:val="16"/>
               </w:rPr>
-              <w:t>Argentina &amp; Gral. San Martín</w:t>
+              <w:t>Pje. Batalla De Maipú &amp; Teatro Municipal</w:t>
             </w:r>
           </w:p>
         </w:tc>
@@ -5461,7 +5461,7 @@
                 <w:color w:val="000000"/>
                 <w:sz w:val="16"/>
               </w:rPr>
-              <w:t>Robos violentos</w:t>
+              <w:t>Robo en lugar habitado</w:t>
             </w:r>
           </w:p>
         </w:tc>
@@ -5483,7 +5483,7 @@
                 <w:color w:val="000000"/>
                 <w:sz w:val="16"/>
               </w:rPr>
-              <w:t>218A</w:t>
+              <w:t>216B</w:t>
             </w:r>
           </w:p>
         </w:tc>
@@ -5523,7 +5523,7 @@
                 <w:color w:val="000000"/>
                 <w:sz w:val="16"/>
               </w:rPr>
-              <w:t>Orompello &amp; Purén</w:t>
+              <w:t>Los Tulipanes &amp; Provincias Unidas</w:t>
             </w:r>
           </w:p>
         </w:tc>
@@ -5543,7 +5543,7 @@
                 <w:color w:val="000000"/>
                 <w:sz w:val="16"/>
               </w:rPr>
-              <w:t>Robos violentos</w:t>
+              <w:t>Robo en lugar habitado</w:t>
             </w:r>
           </w:p>
         </w:tc>
@@ -5565,7 +5565,7 @@
                 <w:color w:val="000000"/>
                 <w:sz w:val="16"/>
               </w:rPr>
-              <w:t>218A</w:t>
+              <w:t>216B</w:t>
             </w:r>
           </w:p>
         </w:tc>
@@ -5605,7 +5605,7 @@
                 <w:color w:val="000000"/>
                 <w:sz w:val="16"/>
               </w:rPr>
-              <w:t>Hernán Bravo Cruz &amp; Pje. Bellavista</w:t>
+              <w:t>Isabel Riquelme &amp; Río Colorado</w:t>
             </w:r>
           </w:p>
         </w:tc>
@@ -5625,7 +5625,7 @@
                 <w:color w:val="000000"/>
                 <w:sz w:val="16"/>
               </w:rPr>
-              <w:t>Robos violentos</w:t>
+              <w:t>Robo en lugar habitado</w:t>
             </w:r>
           </w:p>
         </w:tc>
@@ -5650,7 +5650,7 @@
                 <w:color w:val="000000"/>
                 <w:sz w:val="16"/>
               </w:rPr>
-              <w:t>218B</w:t>
+              <w:t>217B</w:t>
             </w:r>
           </w:p>
         </w:tc>
@@ -5696,7 +5696,7 @@
                 <w:color w:val="000000"/>
                 <w:sz w:val="16"/>
               </w:rPr>
-              <w:t>Campanario &amp; Los Faraones</w:t>
+              <w:t>Pje. Camilo Henríquez &amp; Pje. Padre Alberto Hurtado</w:t>
             </w:r>
           </w:p>
         </w:tc>
@@ -5719,7 +5719,7 @@
                 <w:color w:val="000000"/>
                 <w:sz w:val="16"/>
               </w:rPr>
-              <w:t>Robos violentos</w:t>
+              <w:t>Alcohol y drogas en vía pública</w:t>
             </w:r>
           </w:p>
         </w:tc>
@@ -5741,7 +5741,7 @@
                 <w:color w:val="000000"/>
                 <w:sz w:val="16"/>
               </w:rPr>
-              <w:t>218B</w:t>
+              <w:t>217B</w:t>
             </w:r>
           </w:p>
         </w:tc>
@@ -5781,7 +5781,7 @@
                 <w:color w:val="000000"/>
                 <w:sz w:val="16"/>
               </w:rPr>
-              <w:t>Av. Portales &amp; El Carmen</w:t>
+              <w:t>Alberto Llona &amp; Av. Los Pajaritos</w:t>
             </w:r>
           </w:p>
         </w:tc>
@@ -5801,7 +5801,7 @@
                 <w:color w:val="000000"/>
                 <w:sz w:val="16"/>
               </w:rPr>
-              <w:t>Robo en lugar habitado</w:t>
+              <w:t>Alcohol y drogas en vía pública</w:t>
             </w:r>
           </w:p>
         </w:tc>
@@ -5823,7 +5823,7 @@
                 <w:color w:val="000000"/>
                 <w:sz w:val="16"/>
               </w:rPr>
-              <w:t>218B</w:t>
+              <w:t>217B</w:t>
             </w:r>
           </w:p>
         </w:tc>
@@ -5863,7 +5863,7 @@
                 <w:color w:val="000000"/>
                 <w:sz w:val="16"/>
               </w:rPr>
-              <w:t>Hermanos Carrera &amp; San José</w:t>
+              <w:t>Capri &amp; Pje. El Canelo</w:t>
             </w:r>
           </w:p>
         </w:tc>
@@ -5905,7 +5905,7 @@
                 <w:color w:val="000000"/>
                 <w:sz w:val="16"/>
               </w:rPr>
-              <w:t>218B</w:t>
+              <w:t>217B</w:t>
             </w:r>
           </w:p>
         </w:tc>
@@ -5945,7 +5945,7 @@
                 <w:color w:val="000000"/>
                 <w:sz w:val="16"/>
               </w:rPr>
-              <w:t>Camino A Rinconada &amp; Corredor Transantiago 5 De Abril</w:t>
+              <w:t>Av. Segunda Transversal &amp; José Manuel Irarrázaval</w:t>
             </w:r>
           </w:p>
         </w:tc>
@@ -5965,7 +5965,7 @@
                 <w:color w:val="000000"/>
                 <w:sz w:val="16"/>
               </w:rPr>
-              <w:t>Robo en lugar habitado</w:t>
+              <w:t>Alcohol y drogas en vía pública</w:t>
             </w:r>
           </w:p>
         </w:tc>
@@ -5987,7 +5987,7 @@
                 <w:color w:val="000000"/>
                 <w:sz w:val="16"/>
               </w:rPr>
-              <w:t>218B</w:t>
+              <w:t>217B</w:t>
             </w:r>
           </w:p>
         </w:tc>
@@ -6027,7 +6027,7 @@
                 <w:color w:val="000000"/>
                 <w:sz w:val="16"/>
               </w:rPr>
-              <w:t>Del Pontífice &amp; República</w:t>
+              <w:t>Av. Esquina Blanca &amp; Capri</w:t>
             </w:r>
           </w:p>
         </w:tc>
@@ -6047,7 +6047,7 @@
                 <w:color w:val="000000"/>
                 <w:sz w:val="16"/>
               </w:rPr>
-              <w:t>Robo en lugar habitado</w:t>
+              <w:t>Alcohol y drogas en vía pública</w:t>
             </w:r>
           </w:p>
         </w:tc>
@@ -6069,7 +6069,7 @@
                 <w:color w:val="000000"/>
                 <w:sz w:val="16"/>
               </w:rPr>
-              <w:t>218B</w:t>
+              <w:t>217B</w:t>
             </w:r>
           </w:p>
         </w:tc>
@@ -6109,7 +6109,7 @@
                 <w:color w:val="000000"/>
                 <w:sz w:val="16"/>
               </w:rPr>
-              <w:t>Campanario &amp; Pje. El Príncipe</w:t>
+              <w:t>Av. Esquina Blanca &amp; Camino A Melipilla</w:t>
             </w:r>
           </w:p>
         </w:tc>
@@ -6129,7 +6129,7 @@
                 <w:color w:val="000000"/>
                 <w:sz w:val="16"/>
               </w:rPr>
-              <w:t>Robo en lugar habitado</w:t>
+              <w:t>Alcohol y drogas en vía pública</w:t>
             </w:r>
           </w:p>
         </w:tc>
@@ -6154,7 +6154,7 @@
                 <w:color w:val="000000"/>
                 <w:sz w:val="16"/>
               </w:rPr>
-              <w:t>221C</w:t>
+              <w:t>218B</w:t>
             </w:r>
           </w:p>
         </w:tc>
@@ -6200,7 +6200,7 @@
                 <w:color w:val="000000"/>
                 <w:sz w:val="16"/>
               </w:rPr>
-              <w:t>Miguel Rubio &amp; Pje. Ismael Edwards Matte</w:t>
+              <w:t>Campanario &amp; Pje. El Príncipe</w:t>
             </w:r>
           </w:p>
         </w:tc>
@@ -6223,7 +6223,7 @@
                 <w:color w:val="000000"/>
                 <w:sz w:val="16"/>
               </w:rPr>
-              <w:t>Robos violentos</w:t>
+              <w:t>Robo en lugar habitado</w:t>
             </w:r>
           </w:p>
         </w:tc>
@@ -6245,7 +6245,7 @@
                 <w:color w:val="000000"/>
                 <w:sz w:val="16"/>
               </w:rPr>
-              <w:t>221C</w:t>
+              <w:t>218B</w:t>
             </w:r>
           </w:p>
         </w:tc>
@@ -6285,7 +6285,7 @@
                 <w:color w:val="000000"/>
                 <w:sz w:val="16"/>
               </w:rPr>
-              <w:t>Andrés Amenabar Vergara &amp; Hermógenes Pérez De Arce</w:t>
+              <w:t>Pje. Monti &amp; Pje. Pomaire</w:t>
             </w:r>
           </w:p>
         </w:tc>
@@ -6327,7 +6327,7 @@
                 <w:color w:val="000000"/>
                 <w:sz w:val="16"/>
               </w:rPr>
-              <w:t>221C</w:t>
+              <w:t>218B</w:t>
             </w:r>
           </w:p>
         </w:tc>
@@ -6367,7 +6367,7 @@
                 <w:color w:val="000000"/>
                 <w:sz w:val="16"/>
               </w:rPr>
-              <w:t>Av. 3 Poniente &amp; Miguel Rubio</w:t>
+              <w:t>Av. Portales &amp; El Carmen</w:t>
             </w:r>
           </w:p>
         </w:tc>
@@ -6409,7 +6409,7 @@
                 <w:color w:val="000000"/>
                 <w:sz w:val="16"/>
               </w:rPr>
-              <w:t>221C</w:t>
+              <w:t>218B</w:t>
             </w:r>
           </w:p>
         </w:tc>
@@ -6449,7 +6449,7 @@
                 <w:color w:val="000000"/>
                 <w:sz w:val="16"/>
               </w:rPr>
-              <w:t>Av. El Olimpo &amp; Pje. Nido De Águilas</w:t>
+              <w:t>Av. Los Pajaritos &amp; Av. Sur</w:t>
             </w:r>
           </w:p>
         </w:tc>
@@ -6491,7 +6491,7 @@
                 <w:color w:val="000000"/>
                 <w:sz w:val="16"/>
               </w:rPr>
-              <w:t>221C</w:t>
+              <w:t>218B</w:t>
             </w:r>
           </w:p>
         </w:tc>
@@ -6531,7 +6531,7 @@
                 <w:color w:val="000000"/>
                 <w:sz w:val="16"/>
               </w:rPr>
-              <w:t>Av. 3 Poniente &amp; Av. Nueva San Martín</w:t>
+              <w:t>Nueva O'Higgins &amp; Sta. Elena</w:t>
             </w:r>
           </w:p>
         </w:tc>
@@ -6573,7 +6573,7 @@
                 <w:color w:val="000000"/>
                 <w:sz w:val="16"/>
               </w:rPr>
-              <w:t>221C</w:t>
+              <w:t>218B</w:t>
             </w:r>
           </w:p>
         </w:tc>
@@ -6613,7 +6613,7 @@
                 <w:color w:val="000000"/>
                 <w:sz w:val="16"/>
               </w:rPr>
-              <w:t>Av. Nueva San Martín &amp; Del Rey</w:t>
+              <w:t>José Manuel Borgoño &amp; República</w:t>
             </w:r>
           </w:p>
         </w:tc>
@@ -6658,7 +6658,7 @@
                 <w:color w:val="000000"/>
                 <w:sz w:val="16"/>
               </w:rPr>
-              <w:t>223B</w:t>
+              <w:t>220B</w:t>
             </w:r>
           </w:p>
         </w:tc>
@@ -6704,7 +6704,7 @@
                 <w:color w:val="000000"/>
                 <w:sz w:val="16"/>
               </w:rPr>
-              <w:t>Pje. Cerro Navia &amp; Pje. San Joaquin</w:t>
+              <w:t>La Galaxia &amp; Pje. Esquilo</w:t>
             </w:r>
           </w:p>
         </w:tc>
@@ -6727,7 +6727,7 @@
                 <w:color w:val="000000"/>
                 <w:sz w:val="16"/>
               </w:rPr>
-              <w:t>Robo en lugar habitado</w:t>
+              <w:t>Alcohol y drogas en vía pública</w:t>
             </w:r>
           </w:p>
         </w:tc>
@@ -6749,7 +6749,7 @@
                 <w:color w:val="000000"/>
                 <w:sz w:val="16"/>
               </w:rPr>
-              <w:t>223B</w:t>
+              <w:t>220B</w:t>
             </w:r>
           </w:p>
         </w:tc>
@@ -6789,7 +6789,7 @@
                 <w:color w:val="000000"/>
                 <w:sz w:val="16"/>
               </w:rPr>
-              <w:t>Av. 4 Poniente &amp; Lautaro</w:t>
+              <w:t>San José &amp; Séneca</w:t>
             </w:r>
           </w:p>
         </w:tc>
@@ -6809,7 +6809,7 @@
                 <w:color w:val="000000"/>
                 <w:sz w:val="16"/>
               </w:rPr>
-              <w:t>Robos violentos</w:t>
+              <w:t>Robo en lugar habitado</w:t>
             </w:r>
           </w:p>
         </w:tc>
@@ -6831,7 +6831,7 @@
                 <w:color w:val="000000"/>
                 <w:sz w:val="16"/>
               </w:rPr>
-              <w:t>223B</w:t>
+              <w:t>220B</w:t>
             </w:r>
           </w:p>
         </w:tc>
@@ -6871,7 +6871,7 @@
                 <w:color w:val="000000"/>
                 <w:sz w:val="16"/>
               </w:rPr>
-              <w:t>Caronte &amp; Pje. Malaquias</w:t>
+              <w:t>Lo Vásquez &amp; Valle De Los Reyes</w:t>
             </w:r>
           </w:p>
         </w:tc>
@@ -6891,7 +6891,7 @@
                 <w:color w:val="000000"/>
                 <w:sz w:val="16"/>
               </w:rPr>
-              <w:t>Robos violentos</w:t>
+              <w:t>Robo en lugar habitado</w:t>
             </w:r>
           </w:p>
         </w:tc>
@@ -6913,7 +6913,7 @@
                 <w:color w:val="000000"/>
                 <w:sz w:val="16"/>
               </w:rPr>
-              <w:t>223B</w:t>
+              <w:t>220B</w:t>
             </w:r>
           </w:p>
         </w:tc>
@@ -6953,7 +6953,7 @@
                 <w:color w:val="000000"/>
                 <w:sz w:val="16"/>
               </w:rPr>
-              <w:t>Marco Antonio &amp; Pje. Gengis Khan</w:t>
+              <w:t>Campanario &amp; Los Picachos</w:t>
             </w:r>
           </w:p>
         </w:tc>
@@ -6973,7 +6973,7 @@
                 <w:color w:val="000000"/>
                 <w:sz w:val="16"/>
               </w:rPr>
-              <w:t>Robos violentos</w:t>
+              <w:t>Robo en lugar habitado</w:t>
             </w:r>
           </w:p>
         </w:tc>
@@ -6995,7 +6995,7 @@
                 <w:color w:val="000000"/>
                 <w:sz w:val="16"/>
               </w:rPr>
-              <w:t>223B</w:t>
+              <w:t>220B</w:t>
             </w:r>
           </w:p>
         </w:tc>
@@ -7035,7 +7035,7 @@
                 <w:color w:val="000000"/>
                 <w:sz w:val="16"/>
               </w:rPr>
-              <w:t>El Líbano &amp; Jacques Cousteau</w:t>
+              <w:t>Av. Sur &amp; El Conquistador</w:t>
             </w:r>
           </w:p>
         </w:tc>
@@ -7055,7 +7055,7 @@
                 <w:color w:val="000000"/>
                 <w:sz w:val="16"/>
               </w:rPr>
-              <w:t>Robo en lugar habitado</w:t>
+              <w:t>Robos violentos</w:t>
             </w:r>
           </w:p>
         </w:tc>
@@ -7077,7 +7077,7 @@
                 <w:color w:val="000000"/>
                 <w:sz w:val="16"/>
               </w:rPr>
-              <w:t>223B</w:t>
+              <w:t>220B</w:t>
             </w:r>
           </w:p>
         </w:tc>
@@ -7117,7 +7117,7 @@
                 <w:color w:val="000000"/>
                 <w:sz w:val="16"/>
               </w:rPr>
-              <w:t>Esdras &amp; Madreselva</w:t>
+              <w:t>Av. Sur &amp; Pje. Cerro Negro</w:t>
             </w:r>
           </w:p>
         </w:tc>
@@ -7137,7 +7137,7 @@
                 <w:color w:val="000000"/>
                 <w:sz w:val="16"/>
               </w:rPr>
-              <w:t>Robos violentos</w:t>
+              <w:t>Robo en lugar habitado</w:t>
             </w:r>
           </w:p>
         </w:tc>
@@ -7319,7 +7319,7 @@
                 <w:color w:val="000000"/>
                 <w:sz w:val="16"/>
               </w:rPr>
-              <w:t>Av. 5 De Abril &amp; Av. Los Pajaritos</w:t>
+              <w:t>Alberto Llona &amp; Av. 5 De Abril</w:t>
             </w:r>
           </w:p>
         </w:tc>
@@ -7339,7 +7339,7 @@
                 <w:color w:val="000000"/>
                 <w:sz w:val="16"/>
               </w:rPr>
-              <w:t>Alcohol y drogas en vía pública</w:t>
+              <w:t>Robos violentos</w:t>
             </w:r>
           </w:p>
         </w:tc>
@@ -7401,7 +7401,7 @@
                 <w:color w:val="000000"/>
                 <w:sz w:val="16"/>
               </w:rPr>
-              <w:t>Av. Los Pajaritos &amp; Chacabuco</w:t>
+              <w:t>Av. 5 De Abril &amp; Corredor Transantiago 5 De Abril</w:t>
             </w:r>
           </w:p>
         </w:tc>
@@ -7421,7 +7421,7 @@
                 <w:color w:val="000000"/>
                 <w:sz w:val="16"/>
               </w:rPr>
-              <w:t>Robos violentos</w:t>
+              <w:t>Robo en lugar habitado</w:t>
             </w:r>
           </w:p>
         </w:tc>
@@ -7483,7 +7483,7 @@
                 <w:color w:val="000000"/>
                 <w:sz w:val="16"/>
               </w:rPr>
-              <w:t>Av. Los Pajaritos &amp; Maipú</w:t>
+              <w:t>Av. 5 De Abril &amp; Av. Los Pajaritos</w:t>
             </w:r>
           </w:p>
         </w:tc>
@@ -7503,7 +7503,7 @@
                 <w:color w:val="000000"/>
                 <w:sz w:val="16"/>
               </w:rPr>
-              <w:t>Robos violentos</w:t>
+              <w:t>Alcohol y drogas en vía pública</w:t>
             </w:r>
           </w:p>
         </w:tc>
@@ -7565,7 +7565,7 @@
                 <w:color w:val="000000"/>
                 <w:sz w:val="16"/>
               </w:rPr>
-              <w:t>Gral. Ordóñez &amp; Manuel Rodríguez</w:t>
+              <w:t>Chacabuco &amp; Monumento</w:t>
             </w:r>
           </w:p>
         </w:tc>
@@ -7585,7 +7585,7 @@
                 <w:color w:val="000000"/>
                 <w:sz w:val="16"/>
               </w:rPr>
-              <w:t>Robos violentos</w:t>
+              <w:t>Robo en lugar habitado</w:t>
             </w:r>
           </w:p>
         </w:tc>
@@ -7647,7 +7647,7 @@
                 <w:color w:val="000000"/>
                 <w:sz w:val="16"/>
               </w:rPr>
-              <w:t>Camino A Rinconada &amp; Corredor Transantiago 5 De Abril</w:t>
+              <w:t>Chacabuco &amp; Pje. Isla De Pascua</w:t>
             </w:r>
           </w:p>
         </w:tc>
@@ -7667,7 +7667,7 @@
                 <w:color w:val="000000"/>
                 <w:sz w:val="16"/>
               </w:rPr>
-              <w:t>Robos violentos</w:t>
+              <w:t>Robo en lugar habitado</w:t>
             </w:r>
           </w:p>
         </w:tc>
@@ -7729,7 +7729,7 @@
                 <w:color w:val="000000"/>
                 <w:sz w:val="16"/>
               </w:rPr>
-              <w:t>Av. 5 De Abril &amp; Primera Transversal</w:t>
+              <w:t>Camino A Rinconada &amp; Corredor Transantiago 5 De Abril</w:t>
             </w:r>
           </w:p>
         </w:tc>
